--- a/backend/Capitulos_Word/Capitulo 4.docx
+++ b/backend/Capitulos_Word/Capitulo 4.docx
@@ -14,21 +14,7 @@
         <w:rPr>
           <w:lang w:val="es-AR"/>
         </w:rPr>
-        <w:t xml:space="preserve">Capítulo 4 — Persistencia: </w:t>
-      </w:r>
-      <w:proofErr w:type="spellStart"/>
-      <w:r>
-        <w:rPr>
-          <w:lang w:val="es-AR"/>
-        </w:rPr>
-        <w:t>SQLModel</w:t>
-      </w:r>
-      <w:proofErr w:type="spellEnd"/>
-      <w:r>
-        <w:rPr>
-          <w:lang w:val="es-AR"/>
-        </w:rPr>
-        <w:t>, PostgreSQL y el modelo de datos</w:t>
+        <w:t>Capítulo 4 — Persistencia: SQLModel, PostgreSQL y el modelo de datos</w:t>
       </w:r>
       <w:bookmarkEnd w:id="0"/>
     </w:p>
@@ -1658,13 +1644,8 @@
         <w:spacing w:after="40"/>
         <w:ind w:hanging="357"/>
       </w:pPr>
-      <w:proofErr w:type="spellStart"/>
-      <w:r>
-        <w:t>SQLModel</w:t>
-      </w:r>
-      <w:proofErr w:type="spellEnd"/>
-      <w:r>
-        <w:t>: qué une y por qué.</w:t>
+      <w:r>
+        <w:t>SQLModel: qué une y por qué.</w:t>
       </w:r>
     </w:p>
     <w:p>
@@ -2227,94 +2208,70 @@
     </w:tbl>
     <w:p>
       <w:pPr>
-        <w:pStyle w:val="Cuerpo"/>
-        <w:spacing w:after="0"/>
-        <w:rPr>
-          <w:sz w:val="12"/>
-        </w:rPr>
-      </w:pPr>
-    </w:p>
-    <w:tbl>
-      <w:tblPr>
-        <w:tblStyle w:val="Tablaconcuadrcula"/>
-        <w:tblW w:w="0" w:type="auto"/>
-        <w:tblBorders>
-          <w:top w:val="dotted" w:sz="8" w:space="0" w:color="BFBFBF"/>
-          <w:left w:val="dotted" w:sz="8" w:space="0" w:color="BFBFBF"/>
-          <w:bottom w:val="dotted" w:sz="8" w:space="0" w:color="BFBFBF"/>
-          <w:right w:val="dotted" w:sz="8" w:space="0" w:color="BFBFBF"/>
-          <w:insideH w:val="none" w:sz="0" w:space="0" w:color="auto"/>
-          <w:insideV w:val="none" w:sz="0" w:space="0" w:color="auto"/>
-        </w:tblBorders>
-        <w:tblLook w:val="04A0" w:firstRow="1" w:lastRow="0" w:firstColumn="1" w:lastColumn="0" w:noHBand="0" w:noVBand="1"/>
-      </w:tblPr>
-      <w:tblGrid>
-        <w:gridCol w:w="8484"/>
-      </w:tblGrid>
-      <w:tr>
-        <w:trPr>
-          <w:trHeight w:val="3960"/>
-        </w:trPr>
-        <w:tc>
-          <w:tcPr>
-            <w:tcW w:w="8494" w:type="dxa"/>
-            <w:shd w:val="clear" w:color="FAFAFA" w:fill="FAFAFA"/>
-          </w:tcPr>
-          <w:p>
-            <w:pPr>
-              <w:pStyle w:val="Textodemarcodefigura"/>
-            </w:pPr>
-            <w:r>
-              <w:rPr>
-                <w:b/>
-                <w:i w:val="0"/>
-              </w:rPr>
-              <w:t>FIGURA 4.2</w:t>
-            </w:r>
-            <w:r>
-              <w:br/>
-              <w:t>diagrama</w:t>
-            </w:r>
-            <w:r>
-              <w:br/>
-              <w:t>Objeto contra fila, fila por fila: identidad, referencias, herencia, colecciones y navegación. La última fila destacada: navegar es gratis en memoria y es una consulta contra la base.</w:t>
-            </w:r>
-          </w:p>
-          <w:p>
-            <w:pPr>
-              <w:pStyle w:val="Textodemarcodefigura"/>
-              <w:spacing w:after="0"/>
-              <w:rPr>
-                <w:b/>
-                <w:i w:val="0"/>
-                <w:sz w:val="2"/>
-              </w:rPr>
-            </w:pPr>
-          </w:p>
-        </w:tc>
-      </w:tr>
-    </w:tbl>
-    <w:p>
-      <w:pPr>
         <w:pStyle w:val="Epgrafedefigura"/>
-      </w:pPr>
-      <w:r>
-        <w:t>Figura 4.2. Las cinco diferencias del desajuste</w:t>
-      </w:r>
+        <w:jc w:val="left"/>
+      </w:pPr>
     </w:p>
     <w:p>
       <w:pPr>
-        <w:pStyle w:val="Cuerpo"/>
-        <w:spacing w:after="0"/>
+        <w:pStyle w:val="Epgrafedefigura"/>
+      </w:pPr>
+      <w:r>
         <w:rPr>
-          <w:sz w:val="12"/>
+          <w:noProof/>
         </w:rPr>
-      </w:pPr>
-    </w:p>
-    <w:p>
-      <w:pPr>
-        <w:pStyle w:val="Cuerpo"/>
-      </w:pPr>
+        <w:drawing>
+          <wp:inline distT="0" distB="0" distL="0" distR="0" wp14:anchorId="7028C0CE" wp14:editId="5BEB252E">
+            <wp:extent cx="5391150" cy="3219450"/>
+            <wp:effectExtent l="0" t="0" r="0" b="0"/>
+            <wp:docPr id="1229117421" name="Imagen 1"/>
+            <wp:cNvGraphicFramePr>
+              <a:graphicFrameLocks xmlns:a="http://schemas.openxmlformats.org/drawingml/2006/main" noChangeAspect="1"/>
+            </wp:cNvGraphicFramePr>
+            <a:graphic xmlns:a="http://schemas.openxmlformats.org/drawingml/2006/main">
+              <a:graphicData uri="http://schemas.openxmlformats.org/drawingml/2006/picture">
+                <pic:pic xmlns:pic="http://schemas.openxmlformats.org/drawingml/2006/picture">
+                  <pic:nvPicPr>
+                    <pic:cNvPr id="0" name="Picture 1"/>
+                    <pic:cNvPicPr>
+                      <a:picLocks noChangeAspect="1" noChangeArrowheads="1"/>
+                    </pic:cNvPicPr>
+                  </pic:nvPicPr>
+                  <pic:blipFill>
+                    <a:blip r:embed="rId7" cstate="print">
+                      <a:extLst>
+                        <a:ext uri="{28A0092B-C50C-407E-A947-70E740481C1C}">
+                          <a14:useLocalDpi xmlns:a14="http://schemas.microsoft.com/office/drawing/2010/main" val="0"/>
+                        </a:ext>
+                      </a:extLst>
+                    </a:blip>
+                    <a:srcRect/>
+                    <a:stretch>
+                      <a:fillRect/>
+                    </a:stretch>
+                  </pic:blipFill>
+                  <pic:spPr bwMode="auto">
+                    <a:xfrm>
+                      <a:off x="0" y="0"/>
+                      <a:ext cx="5391150" cy="3219450"/>
+                    </a:xfrm>
+                    <a:prstGeom prst="rect">
+                      <a:avLst/>
+                    </a:prstGeom>
+                    <a:noFill/>
+                    <a:ln>
+                      <a:noFill/>
+                    </a:ln>
+                  </pic:spPr>
+                </pic:pic>
+              </a:graphicData>
+            </a:graphic>
+          </wp:inline>
+        </w:drawing>
+      </w:r>
+      <w:r>
+        <w:t>Figura 4.2. Las cinco diferencias del desajuste</w:t>
+      </w:r>
     </w:p>
     <w:p>
       <w:pPr>
@@ -2335,23 +2292,7 @@
         <w:t>Los mapeadores.</w:t>
       </w:r>
       <w:r>
-        <w:t xml:space="preserve"> Un ORM traduce entre los dos modelos. </w:t>
-      </w:r>
-      <w:proofErr w:type="spellStart"/>
-      <w:r>
-        <w:t>Hibernate</w:t>
-      </w:r>
-      <w:proofErr w:type="spellEnd"/>
-      <w:r>
-        <w:t xml:space="preserve"> lo popularizó en Java a partir de 2001, y </w:t>
-      </w:r>
-      <w:proofErr w:type="spellStart"/>
-      <w:r>
-        <w:t>SQLAlchemy</w:t>
-      </w:r>
-      <w:proofErr w:type="spellEnd"/>
-      <w:r>
-        <w:t xml:space="preserve"> hizo lo propio en Python desde 2006. La promesa es escribir objetos y que alguien más se ocupe del SQL.</w:t>
+        <w:t xml:space="preserve"> Un ORM traduce entre los dos modelos. Hibernate lo popularizó en Java a partir de 2001, y SQLAlchemy hizo lo propio en Python desde 2006. La promesa es escribir objetos y que alguien más se ocupe del SQL.</w:t>
       </w:r>
     </w:p>
     <w:p>
@@ -2376,6 +2317,7 @@
         <w:pStyle w:val="Cuerpo"/>
       </w:pPr>
       <w:r>
+        <w:lastRenderedPageBreak/>
         <w:t>De ese recorrido salen las cuatro decisiones de diseño del capítulo.</w:t>
       </w:r>
     </w:p>
@@ -2387,7 +2329,6 @@
         <w:rPr>
           <w:b/>
         </w:rPr>
-        <w:lastRenderedPageBreak/>
         <w:t>Primera: el almacén durable es uno solo.</w:t>
       </w:r>
       <w:r>
@@ -2478,15 +2419,7 @@
               <w:pStyle w:val="Cuerpo"/>
             </w:pPr>
             <w:r>
-              <w:t xml:space="preserve">De la tabla del desajuste, </w:t>
-            </w:r>
-            <w:proofErr w:type="spellStart"/>
-            <w:r>
-              <w:t>quedate</w:t>
-            </w:r>
-            <w:proofErr w:type="spellEnd"/>
-            <w:r>
-              <w:t xml:space="preserve"> con la última fila, porque es la que te va a morder de verdad:</w:t>
+              <w:t>De la tabla del desajuste, quedate con la última fila, porque es la que te va a morder de verdad:</w:t>
             </w:r>
           </w:p>
           <w:p>
@@ -2504,30 +2437,12 @@
             <w:r>
               <w:t xml:space="preserve">Cuando escribís </w:t>
             </w:r>
-            <w:proofErr w:type="spellStart"/>
-            <w:proofErr w:type="gramStart"/>
             <w:r>
               <w:rPr>
                 <w:rStyle w:val="Cdigoenlnea"/>
               </w:rPr>
-              <w:t>pedido.usuario</w:t>
+              <w:t>pedido.usuario.direccion.calle</w:t>
             </w:r>
-            <w:proofErr w:type="gramEnd"/>
-            <w:r>
-              <w:rPr>
-                <w:rStyle w:val="Cdigoenlnea"/>
-              </w:rPr>
-              <w:t>.</w:t>
-            </w:r>
-            <w:proofErr w:type="gramStart"/>
-            <w:r>
-              <w:rPr>
-                <w:rStyle w:val="Cdigoenlnea"/>
-              </w:rPr>
-              <w:t>direccion.calle</w:t>
-            </w:r>
-            <w:proofErr w:type="spellEnd"/>
-            <w:proofErr w:type="gramEnd"/>
             <w:r>
               <w:t>, en memoria son tres saltos de puntero: nanosegundos. Contra una base son tres consultas, con red de por medio cada vez.</w:t>
             </w:r>
@@ -2615,111 +2530,16 @@
       <w:pPr>
         <w:pStyle w:val="Bloquedecdigo"/>
       </w:pPr>
-      <w:proofErr w:type="spellStart"/>
-      <w:r>
-        <w:t>class</w:t>
-      </w:r>
-      <w:proofErr w:type="spellEnd"/>
-      <w:r>
-        <w:t xml:space="preserve"> </w:t>
-      </w:r>
-      <w:proofErr w:type="gramStart"/>
-      <w:r>
-        <w:t>Pedido(</w:t>
-      </w:r>
-      <w:proofErr w:type="spellStart"/>
-      <w:proofErr w:type="gramEnd"/>
-      <w:r>
-        <w:t>SQLModel</w:t>
-      </w:r>
-      <w:proofErr w:type="spellEnd"/>
-      <w:r>
-        <w:t>, table=True):</w:t>
+      <w:r>
+        <w:t>class Pedido(SQLModel, table=True):</w:t>
       </w:r>
       <w:r>
         <w:br/>
-        <w:t xml:space="preserve">    id: </w:t>
-      </w:r>
-      <w:proofErr w:type="spellStart"/>
-      <w:r>
-        <w:t>int</w:t>
-      </w:r>
-      <w:proofErr w:type="spellEnd"/>
-      <w:r>
-        <w:t xml:space="preserve"> | </w:t>
-      </w:r>
-      <w:proofErr w:type="spellStart"/>
-      <w:r>
-        <w:t>None</w:t>
-      </w:r>
-      <w:proofErr w:type="spellEnd"/>
-      <w:r>
-        <w:t xml:space="preserve"> = </w:t>
-      </w:r>
-      <w:proofErr w:type="gramStart"/>
-      <w:r>
-        <w:t>Field(</w:t>
-      </w:r>
-      <w:proofErr w:type="gramEnd"/>
-      <w:r>
-        <w:t>default=</w:t>
-      </w:r>
-      <w:proofErr w:type="spellStart"/>
-      <w:r>
-        <w:t>None</w:t>
-      </w:r>
-      <w:proofErr w:type="spellEnd"/>
-      <w:r>
-        <w:t xml:space="preserve">, </w:t>
-      </w:r>
-      <w:proofErr w:type="spellStart"/>
-      <w:r>
-        <w:t>primary_key</w:t>
-      </w:r>
-      <w:proofErr w:type="spellEnd"/>
-      <w:r>
-        <w:t>=True)</w:t>
+        <w:t xml:space="preserve">    id: int | None = Field(default=None, primary_key=True)</w:t>
       </w:r>
       <w:r>
         <w:br/>
-        <w:t xml:space="preserve">    </w:t>
-      </w:r>
-      <w:proofErr w:type="spellStart"/>
-      <w:r>
-        <w:t>usuario_id</w:t>
-      </w:r>
-      <w:proofErr w:type="spellEnd"/>
-      <w:r>
-        <w:t xml:space="preserve">: </w:t>
-      </w:r>
-      <w:proofErr w:type="spellStart"/>
-      <w:r>
-        <w:t>int</w:t>
-      </w:r>
-      <w:proofErr w:type="spellEnd"/>
-      <w:r>
-        <w:t xml:space="preserve"> = Field(</w:t>
-      </w:r>
-      <w:proofErr w:type="spellStart"/>
-      <w:r>
-        <w:t>foreign_key</w:t>
-      </w:r>
-      <w:proofErr w:type="spellEnd"/>
-      <w:r>
-        <w:t>="</w:t>
-      </w:r>
-      <w:proofErr w:type="spellStart"/>
-      <w:r>
-        <w:t>usuario.id</w:t>
-      </w:r>
-      <w:proofErr w:type="spellEnd"/>
-      <w:proofErr w:type="gramStart"/>
-      <w:r>
-        <w:t xml:space="preserve">")   </w:t>
-      </w:r>
-      <w:proofErr w:type="gramEnd"/>
-      <w:r>
-        <w:t># la FK vive acá</w:t>
+        <w:t xml:space="preserve">    usuario_id: int = Field(foreign_key="usuario.id")   # la FK vive acá</w:t>
       </w:r>
     </w:p>
     <w:p>
@@ -2758,14 +2578,12 @@
       <w:r>
         <w:t xml:space="preserve">. Y esa tabla, que parece pura mecánica, suele ser una entidad con sentido propio. En el TPI, </w:t>
       </w:r>
-      <w:proofErr w:type="spellStart"/>
       <w:r>
         <w:rPr>
           <w:rStyle w:val="Cdigoenlnea"/>
         </w:rPr>
         <w:t>ProductoIngrediente</w:t>
       </w:r>
-      <w:proofErr w:type="spellEnd"/>
       <w:r>
         <w:t xml:space="preserve"> no es sólo un vínculo: </w:t>
       </w:r>
@@ -2843,6 +2661,7 @@
                 <w:rFonts w:cs="Calibri"/>
                 <w:b/>
               </w:rPr>
+              <w:lastRenderedPageBreak/>
               <w:t>Relación</w:t>
             </w:r>
           </w:p>
@@ -2975,7 +2794,6 @@
                 <w:rFonts w:cs="Calibri"/>
                 <w:b/>
               </w:rPr>
-              <w:lastRenderedPageBreak/>
               <w:t>Composición</w:t>
             </w:r>
           </w:p>
@@ -3058,7 +2876,7 @@
                     </pic:cNvPicPr>
                   </pic:nvPicPr>
                   <pic:blipFill>
-                    <a:blip r:embed="rId7" cstate="print">
+                    <a:blip r:embed="rId8" cstate="print">
                       <a:extLst>
                         <a:ext uri="{28A0092B-C50C-407E-A947-70E740481C1C}">
                           <a14:useLocalDpi xmlns:a14="http://schemas.microsoft.com/office/drawing/2010/main" val="0"/>
@@ -3265,16 +3083,12 @@
             <w:r>
               <w:t xml:space="preserve">El ORM después te deja escribir </w:t>
             </w:r>
-            <w:proofErr w:type="spellStart"/>
-            <w:proofErr w:type="gramStart"/>
             <w:r>
               <w:rPr>
                 <w:rStyle w:val="Cdigoenlnea"/>
               </w:rPr>
               <w:t>usuario.pedidos</w:t>
             </w:r>
-            <w:proofErr w:type="spellEnd"/>
-            <w:proofErr w:type="gramEnd"/>
             <w:r>
               <w:t xml:space="preserve"> y parece que la lista estuviera ahí. </w:t>
             </w:r>
@@ -3287,14 +3101,12 @@
             <w:r>
               <w:t xml:space="preserve"> que va a buscar los pedidos cuyo </w:t>
             </w:r>
-            <w:proofErr w:type="spellStart"/>
             <w:r>
               <w:rPr>
                 <w:rStyle w:val="Cdigoenlnea"/>
               </w:rPr>
               <w:t>usuario_id</w:t>
             </w:r>
-            <w:proofErr w:type="spellEnd"/>
             <w:r>
               <w:t xml:space="preserve"> coincide. Y por eso hay que declararla — otra vez EA-05.</w:t>
             </w:r>
@@ -3325,15 +3137,7 @@
       </w:pPr>
       <w:bookmarkStart w:id="4" w:name="_Toc238950750"/>
       <w:r>
-        <w:t xml:space="preserve">4.4. </w:t>
-      </w:r>
-      <w:proofErr w:type="spellStart"/>
-      <w:r>
-        <w:t>SQLModel</w:t>
-      </w:r>
-      <w:proofErr w:type="spellEnd"/>
-      <w:r>
-        <w:t>: qué une</w:t>
+        <w:t>4.4. SQLModel: qué une</w:t>
       </w:r>
       <w:bookmarkEnd w:id="4"/>
     </w:p>
@@ -3342,11 +3146,7 @@
         <w:pStyle w:val="Cuerpo"/>
       </w:pPr>
       <w:r>
-        <w:t xml:space="preserve">El Capítulo 2 declaró modelos con </w:t>
-      </w:r>
-      <w:proofErr w:type="spellStart"/>
-      <w:r>
-        <w:t>P</w:t>
+        <w:t>El Capítulo 2 declaró modelos con P</w:t>
       </w:r>
       <w:r>
         <w:rPr>
@@ -3355,11 +3155,7 @@
         <w:t>y</w:t>
       </w:r>
       <w:r>
-        <w:t>dantic</w:t>
-      </w:r>
-      <w:proofErr w:type="spellEnd"/>
-      <w:r>
-        <w:t xml:space="preserve"> para validar peticion</w:t>
+        <w:t>dantic para validar peticion</w:t>
       </w:r>
       <w:r>
         <w:rPr>
@@ -3370,40 +3166,18 @@
       <w:r>
         <w:t xml:space="preserve">. Este capítulo necesita modelos que representen tablas. </w:t>
       </w:r>
-      <w:proofErr w:type="spellStart"/>
       <w:r>
         <w:rPr>
           <w:b/>
         </w:rPr>
         <w:t>SQLModel</w:t>
       </w:r>
-      <w:proofErr w:type="spellEnd"/>
-      <w:r>
-        <w:t xml:space="preserve"> —publicado en 2021 por el mismo autor del marco de trabajo— une las dos cosas: un modelo de </w:t>
-      </w:r>
-      <w:proofErr w:type="spellStart"/>
-      <w:r>
-        <w:t>SQLModel</w:t>
-      </w:r>
-      <w:proofErr w:type="spellEnd"/>
-      <w:r>
-        <w:t xml:space="preserve"> es un modelo de </w:t>
-      </w:r>
-      <w:proofErr w:type="spellStart"/>
-      <w:r>
-        <w:t>Pydantic</w:t>
-      </w:r>
-      <w:proofErr w:type="spellEnd"/>
-      <w:r>
-        <w:t xml:space="preserve"> y una tabla de </w:t>
-      </w:r>
-      <w:proofErr w:type="spellStart"/>
-      <w:r>
-        <w:t>SQLAlchemy</w:t>
-      </w:r>
-      <w:proofErr w:type="spellEnd"/>
-      <w:r>
-        <w:t>.</w:t>
+      <w:r>
+        <w:t xml:space="preserve"> —publicado en 2021 por el mismo autor del </w:t>
+      </w:r>
+      <w:r>
+        <w:lastRenderedPageBreak/>
+        <w:t>marco de trabajo— une las dos cosas: un modelo de SQLModel es un modelo de Pydantic y una tabla de SQLAlchemy.</w:t>
       </w:r>
     </w:p>
     <w:p>
@@ -3411,126 +3185,22 @@
         <w:pStyle w:val="Bloquedecdigo"/>
       </w:pPr>
       <w:r>
-        <w:lastRenderedPageBreak/>
         <w:t>C</w:t>
       </w:r>
       <w:r>
-        <w:t xml:space="preserve">lass </w:t>
-      </w:r>
-      <w:proofErr w:type="gramStart"/>
-      <w:r>
-        <w:t>Producto(</w:t>
-      </w:r>
-      <w:proofErr w:type="spellStart"/>
-      <w:proofErr w:type="gramEnd"/>
-      <w:r>
-        <w:t>SQLModel</w:t>
-      </w:r>
-      <w:proofErr w:type="spellEnd"/>
-      <w:r>
-        <w:t>, table=True):</w:t>
+        <w:t>lass Producto(SQLModel, table=True):</w:t>
       </w:r>
       <w:r>
         <w:br/>
-        <w:t xml:space="preserve">    id: </w:t>
-      </w:r>
-      <w:proofErr w:type="spellStart"/>
-      <w:r>
-        <w:t>int</w:t>
-      </w:r>
-      <w:proofErr w:type="spellEnd"/>
-      <w:r>
-        <w:t xml:space="preserve"> | </w:t>
-      </w:r>
-      <w:proofErr w:type="spellStart"/>
-      <w:r>
-        <w:t>None</w:t>
-      </w:r>
-      <w:proofErr w:type="spellEnd"/>
-      <w:r>
-        <w:t xml:space="preserve"> = </w:t>
-      </w:r>
-      <w:proofErr w:type="gramStart"/>
-      <w:r>
-        <w:t>Field(</w:t>
-      </w:r>
-      <w:proofErr w:type="gramEnd"/>
-      <w:r>
-        <w:t>default=</w:t>
-      </w:r>
-      <w:proofErr w:type="spellStart"/>
-      <w:r>
-        <w:t>None</w:t>
-      </w:r>
-      <w:proofErr w:type="spellEnd"/>
-      <w:r>
-        <w:t xml:space="preserve">, </w:t>
-      </w:r>
-      <w:proofErr w:type="spellStart"/>
-      <w:r>
-        <w:t>primary_key</w:t>
-      </w:r>
-      <w:proofErr w:type="spellEnd"/>
-      <w:r>
-        <w:t>=True)</w:t>
+        <w:t xml:space="preserve">    id: int | None = Field(default=None, primary_key=True)</w:t>
       </w:r>
       <w:r>
         <w:br/>
-        <w:t xml:space="preserve">    nombre: </w:t>
-      </w:r>
-      <w:proofErr w:type="spellStart"/>
-      <w:r>
-        <w:t>str</w:t>
-      </w:r>
-      <w:proofErr w:type="spellEnd"/>
-      <w:r>
-        <w:t xml:space="preserve"> = </w:t>
-      </w:r>
-      <w:proofErr w:type="gramStart"/>
-      <w:r>
-        <w:t>Field(</w:t>
-      </w:r>
-      <w:proofErr w:type="spellStart"/>
-      <w:proofErr w:type="gramEnd"/>
-      <w:r>
-        <w:t>max_length</w:t>
-      </w:r>
-      <w:proofErr w:type="spellEnd"/>
-      <w:r>
-        <w:t xml:space="preserve">=120, </w:t>
-      </w:r>
-      <w:proofErr w:type="spellStart"/>
-      <w:r>
-        <w:t>index</w:t>
-      </w:r>
-      <w:proofErr w:type="spellEnd"/>
-      <w:r>
-        <w:t>=True)</w:t>
+        <w:t xml:space="preserve">    nombre: str = Field(max_length=120, index=True)</w:t>
       </w:r>
       <w:r>
         <w:br/>
-        <w:t xml:space="preserve">    precio: Decimal = </w:t>
-      </w:r>
-      <w:proofErr w:type="gramStart"/>
-      <w:r>
-        <w:t>Field(</w:t>
-      </w:r>
-      <w:proofErr w:type="spellStart"/>
-      <w:proofErr w:type="gramEnd"/>
-      <w:r>
-        <w:t>max_digits</w:t>
-      </w:r>
-      <w:proofErr w:type="spellEnd"/>
-      <w:r>
-        <w:t xml:space="preserve">=10, </w:t>
-      </w:r>
-      <w:proofErr w:type="spellStart"/>
-      <w:r>
-        <w:t>decimal_places</w:t>
-      </w:r>
-      <w:proofErr w:type="spellEnd"/>
-      <w:r>
-        <w:t>=2)</w:t>
+        <w:t xml:space="preserve">    precio: Decimal = Field(max_digits=10, decimal_places=2)</w:t>
       </w:r>
       <w:r>
         <w:br/>
@@ -3539,40 +3209,17 @@
       <w:r>
         <w:pgNum/>
       </w:r>
-      <w:proofErr w:type="spellStart"/>
       <w:r>
         <w:t>esión</w:t>
       </w:r>
-      <w:proofErr w:type="spellEnd"/>
       <w:r>
         <w:pgNum/>
       </w:r>
-      <w:proofErr w:type="spellStart"/>
       <w:r>
         <w:t>es</w:t>
       </w:r>
       <w:r>
-        <w:t>_id</w:t>
-      </w:r>
-      <w:proofErr w:type="spellEnd"/>
-      <w:r>
-        <w:t xml:space="preserve">: </w:t>
-      </w:r>
-      <w:proofErr w:type="spellStart"/>
-      <w:r>
-        <w:t>int</w:t>
-      </w:r>
-      <w:proofErr w:type="spellEnd"/>
-      <w:r>
-        <w:t xml:space="preserve"> = Field(</w:t>
-      </w:r>
-      <w:proofErr w:type="spellStart"/>
-      <w:r>
-        <w:t>foreign_key</w:t>
-      </w:r>
-      <w:proofErr w:type="spellEnd"/>
-      <w:r>
-        <w:t>=</w:t>
+        <w:t>_id: int = Field(foreign_key=</w:t>
       </w:r>
       <w:r>
         <w:t>”</w:t>
@@ -3580,22 +3227,18 @@
       <w:r>
         <w:pgNum/>
       </w:r>
-      <w:proofErr w:type="spellStart"/>
       <w:r>
         <w:t>esión</w:t>
       </w:r>
-      <w:proofErr w:type="spellEnd"/>
       <w:r>
         <w:pgNum/>
       </w:r>
-      <w:proofErr w:type="spellStart"/>
       <w:r>
         <w:t>es</w:t>
       </w:r>
       <w:r>
         <w:t>.id</w:t>
       </w:r>
-      <w:proofErr w:type="spellEnd"/>
       <w:r>
         <w:t>”</w:t>
       </w:r>
@@ -3604,39 +3247,7 @@
       </w:r>
       <w:r>
         <w:br/>
-        <w:t xml:space="preserve">    </w:t>
-      </w:r>
-      <w:proofErr w:type="spellStart"/>
-      <w:r>
-        <w:t>deleted_at</w:t>
-      </w:r>
-      <w:proofErr w:type="spellEnd"/>
-      <w:r>
-        <w:t xml:space="preserve">: </w:t>
-      </w:r>
-      <w:proofErr w:type="spellStart"/>
-      <w:r>
-        <w:t>datetime</w:t>
-      </w:r>
-      <w:proofErr w:type="spellEnd"/>
-      <w:r>
-        <w:t xml:space="preserve"> | </w:t>
-      </w:r>
-      <w:proofErr w:type="spellStart"/>
-      <w:r>
-        <w:t>None</w:t>
-      </w:r>
-      <w:proofErr w:type="spellEnd"/>
-      <w:r>
-        <w:t xml:space="preserve"> = Field(default=</w:t>
-      </w:r>
-      <w:proofErr w:type="spellStart"/>
-      <w:r>
-        <w:t>None</w:t>
-      </w:r>
-      <w:proofErr w:type="spellEnd"/>
-      <w:r>
-        <w:t>)</w:t>
+        <w:t xml:space="preserve">    deleted_at: datetime | None = Field(default=None)</w:t>
       </w:r>
     </w:p>
     <w:p>
@@ -3670,23 +3281,7 @@
         <w:t>que se puedan unir no significa que convenga usar el mismo modelo para todo.</w:t>
       </w:r>
       <w:r>
-        <w:t xml:space="preserve"> El modelo de tabla y los </w:t>
-      </w:r>
-      <w:proofErr w:type="spellStart"/>
-      <w:r>
-        <w:t>schemas</w:t>
-      </w:r>
-      <w:proofErr w:type="spellEnd"/>
-      <w:r>
-        <w:t xml:space="preserve"> de entrada y salida siguen siendo cosas distintas, por las tres razones de la sección 2.5. Lo que </w:t>
-      </w:r>
-      <w:proofErr w:type="spellStart"/>
-      <w:r>
-        <w:t>SQLModel</w:t>
-      </w:r>
-      <w:proofErr w:type="spellEnd"/>
-      <w:r>
-        <w:t xml:space="preserve"> evita es reescribir los campos comunes, no la segregación.</w:t>
+        <w:t xml:space="preserve"> El modelo de tabla y los schemas de entrada y salida siguen siendo cosas distintas, por las tres razones de la sección 2.5. Lo que SQLModel evita es reescribir los campos comunes, no la segregación.</w:t>
       </w:r>
     </w:p>
     <w:p>
@@ -3701,276 +3296,73 @@
       <w:pPr>
         <w:pStyle w:val="Bloquedecdigo"/>
       </w:pPr>
-      <w:proofErr w:type="spellStart"/>
-      <w:r>
-        <w:t>class</w:t>
-      </w:r>
-      <w:proofErr w:type="spellEnd"/>
-      <w:r>
-        <w:t xml:space="preserve"> </w:t>
-      </w:r>
-      <w:proofErr w:type="spellStart"/>
-      <w:r>
-        <w:t>ProductoBase</w:t>
-      </w:r>
-      <w:proofErr w:type="spellEnd"/>
-      <w:r>
-        <w:t>(</w:t>
-      </w:r>
-      <w:proofErr w:type="spellStart"/>
-      <w:r>
-        <w:t>SQLModel</w:t>
-      </w:r>
-      <w:proofErr w:type="spellEnd"/>
-      <w:r>
-        <w:t>):                    # sin table=True: sólo campos</w:t>
+      <w:r>
+        <w:t>class ProductoBase(SQLModel):                    # sin table=True: sólo campos</w:t>
       </w:r>
       <w:r>
         <w:br/>
-        <w:t xml:space="preserve">    nombre: </w:t>
-      </w:r>
-      <w:proofErr w:type="spellStart"/>
-      <w:r>
-        <w:t>str</w:t>
-      </w:r>
-      <w:proofErr w:type="spellEnd"/>
-      <w:r>
-        <w:t xml:space="preserve"> = Field(</w:t>
-      </w:r>
-      <w:proofErr w:type="spellStart"/>
-      <w:r>
-        <w:t>max_length</w:t>
-      </w:r>
-      <w:proofErr w:type="spellEnd"/>
-      <w:r>
-        <w:t>=120)</w:t>
+        <w:t xml:space="preserve">    nombre: str = Field(max_length=120)</w:t>
       </w:r>
       <w:r>
         <w:br/>
-        <w:t xml:space="preserve">    precio: Decimal = Field(</w:t>
-      </w:r>
-      <w:proofErr w:type="spellStart"/>
-      <w:r>
-        <w:t>max_digits</w:t>
-      </w:r>
-      <w:proofErr w:type="spellEnd"/>
-      <w:r>
-        <w:t xml:space="preserve">=10, </w:t>
-      </w:r>
-      <w:proofErr w:type="spellStart"/>
-      <w:r>
-        <w:t>decimal_places</w:t>
-      </w:r>
-      <w:proofErr w:type="spellEnd"/>
-      <w:r>
-        <w:t>=2)</w:t>
+        <w:t xml:space="preserve">    precio: Decimal = Field(max_digits=10, decimal_places=2)</w:t>
       </w:r>
       <w:r>
         <w:br/>
       </w:r>
       <w:r>
         <w:br/>
-      </w:r>
-      <w:proofErr w:type="spellStart"/>
-      <w:r>
-        <w:t>class</w:t>
-      </w:r>
-      <w:proofErr w:type="spellEnd"/>
-      <w:r>
-        <w:t xml:space="preserve"> Producto(</w:t>
-      </w:r>
-      <w:proofErr w:type="spellStart"/>
-      <w:r>
-        <w:t>ProductoBase</w:t>
-      </w:r>
-      <w:proofErr w:type="spellEnd"/>
-      <w:r>
-        <w:t>, table=True):        # LA TABLA</w:t>
+        <w:t>class Producto(ProductoBase, table=True):        # LA TABLA</w:t>
       </w:r>
       <w:r>
         <w:br/>
-        <w:t xml:space="preserve">    id: </w:t>
-      </w:r>
-      <w:proofErr w:type="spellStart"/>
-      <w:r>
-        <w:t>int</w:t>
-      </w:r>
-      <w:proofErr w:type="spellEnd"/>
-      <w:r>
-        <w:t xml:space="preserve"> | </w:t>
-      </w:r>
-      <w:proofErr w:type="spellStart"/>
-      <w:r>
-        <w:t>None</w:t>
-      </w:r>
-      <w:proofErr w:type="spellEnd"/>
-      <w:r>
-        <w:t xml:space="preserve"> = Field(default=</w:t>
-      </w:r>
-      <w:proofErr w:type="spellStart"/>
-      <w:r>
-        <w:t>None</w:t>
-      </w:r>
-      <w:proofErr w:type="spellEnd"/>
-      <w:r>
-        <w:t xml:space="preserve">, </w:t>
-      </w:r>
-      <w:proofErr w:type="spellStart"/>
-      <w:r>
-        <w:t>primary_key</w:t>
-      </w:r>
-      <w:proofErr w:type="spellEnd"/>
-      <w:r>
-        <w:t>=True)</w:t>
+        <w:t xml:space="preserve">    id: int | None = Field(default=None, primary_key=True)</w:t>
+      </w:r>
+      <w:r>
+        <w:br/>
+        <w:t xml:space="preserve">    costo_interno: Decimal                        # sólo en la tabla</w:t>
+      </w:r>
+      <w:r>
+        <w:br/>
+        <w:t xml:space="preserve">    deleted_at: datetime | None = Field(default=None)</w:t>
+      </w:r>
+      <w:r>
+        <w:br/>
+      </w:r>
+      <w:r>
+        <w:br/>
+        <w:t>class ProductoCreate(ProductoBase):               # entrada</w:t>
       </w:r>
       <w:r>
         <w:br/>
         <w:t xml:space="preserve">    </w:t>
       </w:r>
-      <w:proofErr w:type="spellStart"/>
-      <w:r>
-        <w:t>costo_interno</w:t>
-      </w:r>
-      <w:proofErr w:type="spellEnd"/>
-      <w:r>
-        <w:t>: Decimal                        # sólo en la tabla</w:t>
+      <w:r>
+        <w:pgNum/>
+      </w:r>
+      <w:r>
+        <w:t>esión</w:t>
+      </w:r>
+      <w:r>
+        <w:pgNum/>
+      </w:r>
+      <w:r>
+        <w:t>es</w:t>
+      </w:r>
+      <w:r>
+        <w:t>_id: int</w:t>
       </w:r>
       <w:r>
         <w:br/>
-        <w:t xml:space="preserve">    </w:t>
-      </w:r>
-      <w:proofErr w:type="spellStart"/>
-      <w:r>
-        <w:t>deleted_at</w:t>
-      </w:r>
-      <w:proofErr w:type="spellEnd"/>
-      <w:r>
-        <w:t xml:space="preserve">: </w:t>
-      </w:r>
-      <w:proofErr w:type="spellStart"/>
-      <w:r>
-        <w:t>datetime</w:t>
-      </w:r>
-      <w:proofErr w:type="spellEnd"/>
-      <w:r>
-        <w:t xml:space="preserve"> | </w:t>
-      </w:r>
-      <w:proofErr w:type="spellStart"/>
-      <w:r>
-        <w:t>None</w:t>
-      </w:r>
-      <w:proofErr w:type="spellEnd"/>
-      <w:r>
-        <w:t xml:space="preserve"> = Field(default=</w:t>
-      </w:r>
-      <w:proofErr w:type="spellStart"/>
-      <w:r>
-        <w:t>None</w:t>
-      </w:r>
-      <w:proofErr w:type="spellEnd"/>
-      <w:r>
-        <w:t>)</w:t>
       </w:r>
       <w:r>
         <w:br/>
+        <w:t>class ProductoPublic(ProductoBase):               # salida</w:t>
       </w:r>
       <w:r>
         <w:br/>
-      </w:r>
-      <w:proofErr w:type="spellStart"/>
-      <w:r>
-        <w:t>class</w:t>
-      </w:r>
-      <w:proofErr w:type="spellEnd"/>
-      <w:r>
-        <w:t xml:space="preserve"> </w:t>
-      </w:r>
-      <w:proofErr w:type="spellStart"/>
-      <w:r>
-        <w:t>ProductoCreate</w:t>
-      </w:r>
-      <w:proofErr w:type="spellEnd"/>
-      <w:r>
-        <w:t>(</w:t>
-      </w:r>
-      <w:proofErr w:type="spellStart"/>
-      <w:r>
-        <w:t>ProductoBase</w:t>
-      </w:r>
-      <w:proofErr w:type="spellEnd"/>
-      <w:r>
-        <w:t>):               # entrada</w:t>
-      </w:r>
-      <w:r>
-        <w:br/>
-        <w:t xml:space="preserve">    </w:t>
-      </w:r>
-      <w:r>
-        <w:pgNum/>
-      </w:r>
-      <w:proofErr w:type="spellStart"/>
-      <w:r>
-        <w:t>esión</w:t>
-      </w:r>
-      <w:proofErr w:type="spellEnd"/>
-      <w:r>
-        <w:pgNum/>
-      </w:r>
-      <w:proofErr w:type="spellStart"/>
-      <w:r>
-        <w:t>es</w:t>
-      </w:r>
-      <w:r>
-        <w:t>_id</w:t>
-      </w:r>
-      <w:proofErr w:type="spellEnd"/>
-      <w:r>
-        <w:t xml:space="preserve">: </w:t>
-      </w:r>
-      <w:proofErr w:type="spellStart"/>
-      <w:r>
-        <w:t>int</w:t>
-      </w:r>
-      <w:proofErr w:type="spellEnd"/>
-      <w:r>
-        <w:br/>
-      </w:r>
-      <w:r>
-        <w:br/>
-      </w:r>
-      <w:proofErr w:type="spellStart"/>
-      <w:r>
-        <w:t>class</w:t>
-      </w:r>
-      <w:proofErr w:type="spellEnd"/>
-      <w:r>
-        <w:t xml:space="preserve"> </w:t>
-      </w:r>
-      <w:proofErr w:type="spellStart"/>
-      <w:r>
-        <w:t>ProductoPublic</w:t>
-      </w:r>
-      <w:proofErr w:type="spellEnd"/>
-      <w:r>
-        <w:t>(</w:t>
-      </w:r>
-      <w:proofErr w:type="spellStart"/>
-      <w:r>
-        <w:t>ProductoBase</w:t>
-      </w:r>
-      <w:proofErr w:type="spellEnd"/>
-      <w:r>
-        <w:t>):               # salida</w:t>
-      </w:r>
-      <w:r>
-        <w:br/>
-        <w:t xml:space="preserve">    id: </w:t>
-      </w:r>
-      <w:proofErr w:type="spellStart"/>
-      <w:r>
-        <w:t>int</w:t>
-      </w:r>
-      <w:proofErr w:type="spellEnd"/>
+        <w:t xml:space="preserve">    id: int</w:t>
+      </w:r>
     </w:p>
     <w:p>
       <w:pPr>
@@ -3979,7 +3371,6 @@
       <w:r>
         <w:t xml:space="preserve">Nótese qué campo está en cuál. </w:t>
       </w:r>
-      <w:proofErr w:type="spellStart"/>
       <w:r>
         <w:rPr>
           <w:rStyle w:val="Cdigoenlnea"/>
@@ -3992,7 +3383,6 @@
         </w:rPr>
         <w:t>osto_interno</w:t>
       </w:r>
-      <w:proofErr w:type="spellEnd"/>
       <w:r>
         <w:t xml:space="preserve"> vive </w:t>
       </w:r>
@@ -4005,29 +3395,24 @@
       <w:r>
         <w:t xml:space="preserve">: no entra por </w:t>
       </w:r>
-      <w:proofErr w:type="spellStart"/>
       <w:r>
         <w:rPr>
           <w:rStyle w:val="Cdigoenlnea"/>
         </w:rPr>
         <w:t>ProductoCreate</w:t>
       </w:r>
-      <w:proofErr w:type="spellEnd"/>
       <w:r>
         <w:t xml:space="preserve"> y no sale por </w:t>
       </w:r>
-      <w:proofErr w:type="spellStart"/>
       <w:r>
         <w:rPr>
           <w:rStyle w:val="Cdigoenlnea"/>
         </w:rPr>
         <w:t>ProductoPublic</w:t>
       </w:r>
-      <w:proofErr w:type="spellEnd"/>
       <w:r>
         <w:t xml:space="preserve">. </w:t>
       </w:r>
-      <w:proofErr w:type="spellStart"/>
       <w:r>
         <w:rPr>
           <w:rStyle w:val="Cdigoenlnea"/>
@@ -4040,7 +3425,6 @@
         </w:rPr>
         <w:t>eleted_at</w:t>
       </w:r>
-      <w:proofErr w:type="spellEnd"/>
       <w:r>
         <w:t xml:space="preserve"> tampoco sale. Y </w:t>
       </w:r>
@@ -4125,30 +3509,14 @@
               <w:rPr>
                 <w:b/>
               </w:rPr>
-              <w:t xml:space="preserve">Si </w:t>
+              <w:t xml:space="preserve">Si agregás un campo a </w:t>
             </w:r>
-            <w:proofErr w:type="spellStart"/>
-            <w:r>
-              <w:rPr>
-                <w:b/>
-              </w:rPr>
-              <w:t>agregás</w:t>
-            </w:r>
-            <w:proofErr w:type="spellEnd"/>
-            <w:r>
-              <w:rPr>
-                <w:b/>
-              </w:rPr>
-              <w:t xml:space="preserve"> un campo a </w:t>
-            </w:r>
-            <w:proofErr w:type="spellStart"/>
             <w:r>
               <w:rPr>
                 <w:rStyle w:val="Cdigoenlnea"/>
               </w:rPr>
               <w:t>ProductoBase</w:t>
             </w:r>
-            <w:proofErr w:type="spellEnd"/>
             <w:r>
               <w:rPr>
                 <w:b/>
@@ -4162,42 +3530,16 @@
               <w:spacing w:after="100"/>
             </w:pPr>
             <w:r>
-              <w:t xml:space="preserve">Hoy </w:t>
+              <w:t xml:space="preserve">Hoy agregás </w:t>
             </w:r>
-            <w:proofErr w:type="spellStart"/>
-            <w:r>
-              <w:t>agregás</w:t>
-            </w:r>
-            <w:proofErr w:type="spellEnd"/>
-            <w:r>
-              <w:t xml:space="preserve"> </w:t>
-            </w:r>
-            <w:proofErr w:type="spellStart"/>
             <w:r>
               <w:rPr>
                 <w:rStyle w:val="Cdigoenlnea"/>
               </w:rPr>
               <w:t>costo_proveedor</w:t>
             </w:r>
-            <w:proofErr w:type="spellEnd"/>
             <w:r>
-              <w:t xml:space="preserve"> a la base porque lo </w:t>
-            </w:r>
-            <w:proofErr w:type="spellStart"/>
-            <w:r>
-              <w:t>necesitás</w:t>
-            </w:r>
-            <w:proofErr w:type="spellEnd"/>
-            <w:r>
-              <w:t xml:space="preserve"> en la tabla. Y sin darte cuenta </w:t>
-            </w:r>
-            <w:proofErr w:type="spellStart"/>
-            <w:r>
-              <w:t>acabás</w:t>
-            </w:r>
-            <w:proofErr w:type="spellEnd"/>
-            <w:r>
-              <w:t xml:space="preserve"> de hacer dos cosas más: </w:t>
+              <w:t xml:space="preserve"> a la base porque lo necesitás en la tabla. Y sin darte cuenta acabás de hacer dos cosas más: </w:t>
             </w:r>
             <w:r>
               <w:rPr>
@@ -4208,14 +3550,12 @@
             <w:r>
               <w:t xml:space="preserve"> —está en </w:t>
             </w:r>
-            <w:proofErr w:type="spellStart"/>
             <w:r>
               <w:rPr>
                 <w:rStyle w:val="Cdigoenlnea"/>
               </w:rPr>
               <w:t>Create</w:t>
             </w:r>
-            <w:proofErr w:type="spellEnd"/>
             <w:r>
               <w:t xml:space="preserve">— y </w:t>
             </w:r>
@@ -4267,44 +3607,26 @@
             <w:r>
               <w:pgNum/>
             </w:r>
-            <w:proofErr w:type="spellStart"/>
             <w:r>
               <w:t>esió</w:t>
             </w:r>
-            <w:proofErr w:type="spellEnd"/>
             <w:r>
-              <w:t xml:space="preserve">, </w:t>
-            </w:r>
-            <w:proofErr w:type="spellStart"/>
-            <w:r>
-              <w:t>ponelo</w:t>
-            </w:r>
-            <w:proofErr w:type="spellEnd"/>
-            <w:r>
-              <w:t xml:space="preserve"> en la tabla y </w:t>
+              <w:t xml:space="preserve">, ponelo en la tabla y </w:t>
             </w:r>
             <w:r>
               <w:pgNum/>
             </w:r>
-            <w:proofErr w:type="spellStart"/>
             <w:r>
               <w:t>esión</w:t>
             </w:r>
-            <w:proofErr w:type="spellEnd"/>
             <w:r>
               <w:pgNum/>
+            </w:r>
+            <w:r>
               <w:t>e</w:t>
             </w:r>
             <w:r>
-              <w:t xml:space="preserve"> después a los </w:t>
-            </w:r>
-            <w:proofErr w:type="spellStart"/>
-            <w:r>
-              <w:t>schemas</w:t>
-            </w:r>
-            <w:proofErr w:type="spellEnd"/>
-            <w:r>
-              <w:t xml:space="preserve"> donde haga falta — el error de que falte se ve enseguida; el de que sobre, no.</w:t>
+              <w:t xml:space="preserve"> después a los schemas donde haga falta — el error de que falte se ve enseguida; el de que sobre, no.</w:t>
             </w:r>
           </w:p>
           <w:p>
@@ -4329,7 +3651,6 @@
       </w:pPr>
       <w:bookmarkStart w:id="5" w:name="_Toc238950751"/>
       <w:r>
-        <w:lastRenderedPageBreak/>
         <w:t>4.5. El motor y la sesión</w:t>
       </w:r>
       <w:bookmarkEnd w:id="5"/>
@@ -4351,109 +3672,31 @@
       </w:r>
       <w:r>
         <w:br/>
-      </w:r>
-      <w:proofErr w:type="spellStart"/>
-      <w:r>
-        <w:t>engine</w:t>
-      </w:r>
-      <w:proofErr w:type="spellEnd"/>
-      <w:r>
-        <w:t xml:space="preserve"> = </w:t>
+        <w:t xml:space="preserve">engine = </w:t>
       </w:r>
       <w:r>
         <w:pgNum/>
       </w:r>
-      <w:proofErr w:type="spellStart"/>
       <w:r>
         <w:t>esión</w:t>
       </w:r>
       <w:r>
-        <w:t>_async_</w:t>
-      </w:r>
-      <w:proofErr w:type="gramStart"/>
-      <w:r>
-        <w:t>engine</w:t>
-      </w:r>
-      <w:proofErr w:type="spellEnd"/>
-      <w:r>
-        <w:t>(</w:t>
-      </w:r>
-      <w:proofErr w:type="gramEnd"/>
+        <w:t>_async_engine(</w:t>
+      </w:r>
       <w:r>
         <w:br/>
-        <w:t xml:space="preserve">    </w:t>
-      </w:r>
-      <w:proofErr w:type="spellStart"/>
-      <w:proofErr w:type="gramStart"/>
-      <w:r>
-        <w:t>settings.DATABASE</w:t>
-      </w:r>
-      <w:proofErr w:type="gramEnd"/>
-      <w:r>
-        <w:t>_</w:t>
-      </w:r>
-      <w:proofErr w:type="gramStart"/>
-      <w:r>
-        <w:t>URL</w:t>
-      </w:r>
-      <w:proofErr w:type="spellEnd"/>
-      <w:r>
-        <w:t xml:space="preserve">,   </w:t>
-      </w:r>
-      <w:proofErr w:type="gramEnd"/>
-      <w:r>
-        <w:t xml:space="preserve">       # </w:t>
-      </w:r>
-      <w:proofErr w:type="spellStart"/>
-      <w:r>
-        <w:t>postgresql+psycopg</w:t>
-      </w:r>
-      <w:proofErr w:type="spellEnd"/>
-      <w:r>
-        <w:t>://</w:t>
+        <w:t xml:space="preserve">    settings.DATABASE_URL,          # postgresql+psycopg://</w:t>
       </w:r>
       <w:r>
         <w:t>…</w:t>
       </w:r>
       <w:r>
         <w:br/>
-        <w:t xml:space="preserve">    </w:t>
-      </w:r>
-      <w:proofErr w:type="spellStart"/>
-      <w:r>
-        <w:t>pool_size</w:t>
-      </w:r>
-      <w:proofErr w:type="spellEnd"/>
-      <w:r>
-        <w:t>=</w:t>
-      </w:r>
-      <w:proofErr w:type="spellStart"/>
-      <w:r>
-        <w:t>settings.DB_POOL_SIZE</w:t>
-      </w:r>
-      <w:proofErr w:type="spellEnd"/>
-      <w:r>
-        <w:t>,</w:t>
+        <w:t xml:space="preserve">    pool_size=settings.DB_POOL_SIZE,</w:t>
       </w:r>
       <w:r>
         <w:br/>
-        <w:t xml:space="preserve">    </w:t>
-      </w:r>
-      <w:proofErr w:type="spellStart"/>
-      <w:r>
-        <w:t>pool_timeout</w:t>
-      </w:r>
-      <w:proofErr w:type="spellEnd"/>
-      <w:r>
-        <w:t>=</w:t>
-      </w:r>
-      <w:proofErr w:type="spellStart"/>
-      <w:r>
-        <w:t>settings.DB_POOL_TIMEOUT</w:t>
-      </w:r>
-      <w:proofErr w:type="spellEnd"/>
-      <w:r>
-        <w:t>,</w:t>
+        <w:t xml:space="preserve">    pool_timeout=settings.DB_POOL_TIMEOUT,</w:t>
       </w:r>
       <w:r>
         <w:br/>
@@ -4464,75 +3707,15 @@
       </w:r>
       <w:r>
         <w:br/>
-        <w:t xml:space="preserve"># EA-04: </w:t>
-      </w:r>
-      <w:proofErr w:type="spellStart"/>
-      <w:r>
-        <w:t>expire_on_commit</w:t>
-      </w:r>
-      <w:proofErr w:type="spellEnd"/>
-      <w:r>
-        <w:t>=False, y no es una optimización</w:t>
+        <w:t># EA-04: expire_on_commit=False, y no es una optimización</w:t>
       </w:r>
       <w:r>
         <w:br/>
-      </w:r>
-      <w:proofErr w:type="spellStart"/>
-      <w:r>
-        <w:t>async_session</w:t>
-      </w:r>
-      <w:proofErr w:type="spellEnd"/>
-      <w:r>
-        <w:t xml:space="preserve"> = </w:t>
-      </w:r>
-      <w:proofErr w:type="spellStart"/>
-      <w:r>
-        <w:t>async_</w:t>
-      </w:r>
-      <w:proofErr w:type="gramStart"/>
-      <w:r>
-        <w:t>sessionmaker</w:t>
-      </w:r>
-      <w:proofErr w:type="spellEnd"/>
-      <w:r>
-        <w:t>(</w:t>
-      </w:r>
-      <w:proofErr w:type="spellStart"/>
-      <w:proofErr w:type="gramEnd"/>
-      <w:r>
-        <w:t>engine</w:t>
-      </w:r>
-      <w:proofErr w:type="spellEnd"/>
-      <w:r>
-        <w:t xml:space="preserve">, </w:t>
-      </w:r>
-      <w:proofErr w:type="spellStart"/>
-      <w:r>
-        <w:t>expire_on_commit</w:t>
-      </w:r>
-      <w:proofErr w:type="spellEnd"/>
-      <w:r>
-        <w:t>=False,</w:t>
+        <w:t>async_session = async_sessionmaker(engine, expire_on_commit=False,</w:t>
       </w:r>
       <w:r>
         <w:br/>
-        <w:t xml:space="preserve">                                   </w:t>
-      </w:r>
-      <w:proofErr w:type="spellStart"/>
-      <w:r>
-        <w:t>class</w:t>
-      </w:r>
-      <w:proofErr w:type="spellEnd"/>
-      <w:r>
-        <w:t>_=</w:t>
-      </w:r>
-      <w:proofErr w:type="spellStart"/>
-      <w:r>
-        <w:t>AsyncSession</w:t>
-      </w:r>
-      <w:proofErr w:type="spellEnd"/>
-      <w:r>
-        <w:t>)</w:t>
+        <w:t xml:space="preserve">                                   class_=AsyncSession)</w:t>
       </w:r>
     </w:p>
     <w:p>
@@ -4551,19 +3734,11 @@
       <w:r>
         <w:t xml:space="preserve"> —</w:t>
       </w:r>
-      <w:proofErr w:type="spellStart"/>
       <w:r>
         <w:rPr>
           <w:rStyle w:val="Cdigoenlnea"/>
         </w:rPr>
-        <w:t>postgresql+psycopg</w:t>
-      </w:r>
-      <w:proofErr w:type="spellEnd"/>
-      <w:r>
-        <w:rPr>
-          <w:rStyle w:val="Cdigoenlnea"/>
-        </w:rPr>
-        <w:t>://</w:t>
+        <w:t>postgresql+psycopg://</w:t>
       </w:r>
       <w:r>
         <w:t>—, y a partir de ahí el motor elige solo la variante correcta. Es EA-03 expresada en configuración.</w:t>
@@ -4576,35 +3751,23 @@
       <w:r>
         <w:t xml:space="preserve">Sobre </w:t>
       </w:r>
-      <w:proofErr w:type="spellStart"/>
       <w:r>
         <w:rPr>
           <w:rStyle w:val="Cdigoenlnea"/>
         </w:rPr>
         <w:t>pool_size</w:t>
       </w:r>
-      <w:proofErr w:type="spellEnd"/>
       <w:r>
         <w:t xml:space="preserve"> y </w:t>
       </w:r>
-      <w:proofErr w:type="spellStart"/>
       <w:r>
         <w:rPr>
           <w:rStyle w:val="Cdigoenlnea"/>
         </w:rPr>
         <w:t>pool_timeout</w:t>
       </w:r>
-      <w:proofErr w:type="spellEnd"/>
-      <w:r>
-        <w:t xml:space="preserve">, la sección 3.11 ya explicó por qué son variables declaradas y no valores por defecto: con </w:t>
-      </w:r>
-      <w:proofErr w:type="spellStart"/>
-      <w:r>
-        <w:t>corrutinas</w:t>
-      </w:r>
-      <w:proofErr w:type="spellEnd"/>
-      <w:r>
-        <w:t>, el techo natural que ponía el grupo de hilos desapareció, y el pool es el primer recurso que se agota.</w:t>
+      <w:r>
+        <w:t>, la sección 3.11 ya explicó por qué son variables declaradas y no valores por defecto: con corrutinas, el techo natural que ponía el grupo de hilos desapareció, y el pool es el primer recurso que se agota.</w:t>
       </w:r>
     </w:p>
     <w:p>
@@ -4614,19 +3777,11 @@
       <w:r>
         <w:t xml:space="preserve">Y sobre </w:t>
       </w:r>
-      <w:proofErr w:type="spellStart"/>
       <w:r>
         <w:rPr>
           <w:rStyle w:val="Cdigoenlnea"/>
         </w:rPr>
-        <w:t>expire_on_commit</w:t>
-      </w:r>
-      <w:proofErr w:type="spellEnd"/>
-      <w:r>
-        <w:rPr>
-          <w:rStyle w:val="Cdigoenlnea"/>
-        </w:rPr>
-        <w:t>=False</w:t>
+        <w:t>expire_on_commit=False</w:t>
       </w:r>
       <w:r>
         <w:t xml:space="preserve">, el TPI es explícito en que </w:t>
@@ -4646,91 +3801,15 @@
         <w:pStyle w:val="Bloquedecdigo"/>
       </w:pPr>
       <w:r>
-        <w:t xml:space="preserve">pedido = </w:t>
-      </w:r>
-      <w:proofErr w:type="spellStart"/>
-      <w:r>
-        <w:t>await</w:t>
-      </w:r>
-      <w:proofErr w:type="spellEnd"/>
-      <w:r>
-        <w:t xml:space="preserve"> </w:t>
-      </w:r>
-      <w:proofErr w:type="spellStart"/>
-      <w:proofErr w:type="gramStart"/>
-      <w:r>
-        <w:t>uow.pedidos</w:t>
-      </w:r>
-      <w:proofErr w:type="gramEnd"/>
-      <w:r>
-        <w:t>.crear</w:t>
-      </w:r>
-      <w:proofErr w:type="spellEnd"/>
-      <w:r>
-        <w:t>(datos)</w:t>
+        <w:t>pedido = await uow.pedidos.crear(datos)</w:t>
       </w:r>
       <w:r>
         <w:br/>
-      </w:r>
-      <w:proofErr w:type="spellStart"/>
-      <w:r>
-        <w:t>await</w:t>
-      </w:r>
-      <w:proofErr w:type="spellEnd"/>
-      <w:r>
-        <w:t xml:space="preserve"> </w:t>
-      </w:r>
-      <w:proofErr w:type="spellStart"/>
-      <w:proofErr w:type="gramStart"/>
-      <w:r>
-        <w:t>uow.commit</w:t>
-      </w:r>
-      <w:proofErr w:type="spellEnd"/>
-      <w:proofErr w:type="gramEnd"/>
-      <w:r>
-        <w:t>()</w:t>
+        <w:t>await uow.commit()</w:t>
       </w:r>
       <w:r>
         <w:br/>
-      </w:r>
-      <w:proofErr w:type="spellStart"/>
-      <w:r>
-        <w:t>return</w:t>
-      </w:r>
-      <w:proofErr w:type="spellEnd"/>
-      <w:r>
-        <w:t xml:space="preserve"> </w:t>
-      </w:r>
-      <w:proofErr w:type="spellStart"/>
-      <w:proofErr w:type="gramStart"/>
-      <w:r>
-        <w:t>PedidoResponse</w:t>
-      </w:r>
-      <w:proofErr w:type="spellEnd"/>
-      <w:r>
-        <w:t>(</w:t>
-      </w:r>
-      <w:proofErr w:type="gramEnd"/>
-      <w:r>
-        <w:t>id=</w:t>
-      </w:r>
-      <w:proofErr w:type="spellStart"/>
-      <w:r>
-        <w:t>pedido.id</w:t>
-      </w:r>
-      <w:proofErr w:type="spellEnd"/>
-      <w:r>
-        <w:t>, total=</w:t>
-      </w:r>
-      <w:proofErr w:type="spellStart"/>
-      <w:proofErr w:type="gramStart"/>
-      <w:r>
-        <w:t>pedido.total</w:t>
-      </w:r>
-      <w:proofErr w:type="spellEnd"/>
-      <w:proofErr w:type="gramEnd"/>
-      <w:r>
-        <w:t>)   # ← acá explotaría</w:t>
+        <w:t>return PedidoResponse(id=pedido.id, total=pedido.total)   # ← acá explotaría</w:t>
       </w:r>
     </w:p>
     <w:p>
@@ -4738,24 +3817,14 @@
         <w:pStyle w:val="Cuerpo"/>
       </w:pPr>
       <w:r>
-        <w:t xml:space="preserve">Con el valor por defecto, el </w:t>
-      </w:r>
-      <w:proofErr w:type="spellStart"/>
-      <w:r>
-        <w:t>commit</w:t>
-      </w:r>
-      <w:proofErr w:type="spellEnd"/>
-      <w:r>
-        <w:t xml:space="preserve"> marca el objeto como expirado. Esa lectura de </w:t>
-      </w:r>
-      <w:proofErr w:type="spellStart"/>
+        <w:t xml:space="preserve">Con el valor por defecto, el commit marca el objeto como expirado. Esa lectura de </w:t>
+      </w:r>
       <w:r>
         <w:rPr>
           <w:rStyle w:val="Cdigoenlnea"/>
         </w:rPr>
         <w:t>pedido.id</w:t>
       </w:r>
-      <w:proofErr w:type="spellEnd"/>
       <w:r>
         <w:t xml:space="preserve"> intentaría ir a buscar el dato de nuevo, </w:t>
       </w:r>
@@ -4765,14 +3834,12 @@
         </w:rPr>
         <w:t xml:space="preserve">desde una línea común sin </w:t>
       </w:r>
-      <w:proofErr w:type="spellStart"/>
       <w:r>
         <w:rPr>
           <w:rStyle w:val="Cdigoenlnea"/>
         </w:rPr>
         <w:t>await</w:t>
       </w:r>
-      <w:proofErr w:type="spellEnd"/>
       <w:r>
         <w:t xml:space="preserve">, y ahí no hay a dónde saltar: es exactamente la situación de la sección 3.8. Con </w:t>
       </w:r>
@@ -4863,15 +3930,7 @@
               <w:t>True</w:t>
             </w:r>
             <w:r>
-              <w:t xml:space="preserve">, porque no es un capricho de </w:t>
-            </w:r>
-            <w:proofErr w:type="spellStart"/>
-            <w:r>
-              <w:t>SQLAlchemy</w:t>
-            </w:r>
-            <w:proofErr w:type="spellEnd"/>
-            <w:r>
-              <w:t>: en un mundo sincrónico tiene todo el sentido.</w:t>
+              <w:t>, porque no es un capricho de SQLAlchemy: en un mundo sincrónico tiene todo el sentido.</w:t>
             </w:r>
           </w:p>
           <w:p>
@@ -4880,15 +3939,7 @@
               <w:spacing w:after="100"/>
             </w:pPr>
             <w:r>
-              <w:t xml:space="preserve">Después de un </w:t>
-            </w:r>
-            <w:proofErr w:type="spellStart"/>
-            <w:r>
-              <w:t>commit</w:t>
-            </w:r>
-            <w:proofErr w:type="spellEnd"/>
-            <w:r>
-              <w:t xml:space="preserve">, otra transacción pudo haber cambiado esos datos. Expirar el objeto garantiza que la próxima lectura traiga lo que hay en la base </w:t>
+              <w:t xml:space="preserve">Después de un commit, otra transacción pudo haber cambiado esos datos. Expirar el objeto garantiza que la próxima lectura traiga lo que hay en la base </w:t>
             </w:r>
             <w:r>
               <w:rPr>
@@ -4914,14 +3965,12 @@
             <w:r>
               <w:t xml:space="preserve"> Esa relectura implícita necesita emitir una consulta, y como ocurre en una línea común sin </w:t>
             </w:r>
-            <w:proofErr w:type="spellStart"/>
             <w:r>
               <w:rPr>
                 <w:rStyle w:val="Cdigoenlnea"/>
               </w:rPr>
               <w:t>await</w:t>
             </w:r>
-            <w:proofErr w:type="spellEnd"/>
             <w:r>
               <w:t>, no tiene desde dónde hacerlo.</w:t>
             </w:r>
@@ -4959,15 +4008,7 @@
               <w:t>cuando una biblioteca soporta dos modelos de ejecución, sus valores por defecto suelen estar pensados para el más viejo.</w:t>
             </w:r>
             <w:r>
-              <w:t xml:space="preserve"> </w:t>
-            </w:r>
-            <w:proofErr w:type="spellStart"/>
-            <w:r>
-              <w:t>Revisalos</w:t>
-            </w:r>
-            <w:proofErr w:type="spellEnd"/>
-            <w:r>
-              <w:t>.</w:t>
+              <w:t xml:space="preserve"> Revisalos.</w:t>
             </w:r>
           </w:p>
           <w:p>
@@ -4992,7 +4033,6 @@
       </w:pPr>
       <w:bookmarkStart w:id="6" w:name="_Toc238950752"/>
       <w:r>
-        <w:lastRenderedPageBreak/>
         <w:t>4.6. Relaciones y carga anticipada</w:t>
       </w:r>
       <w:bookmarkEnd w:id="6"/>
@@ -5009,65 +4049,19 @@
       <w:pPr>
         <w:pStyle w:val="Bloquedecdigo"/>
       </w:pPr>
-      <w:proofErr w:type="spellStart"/>
-      <w:r>
-        <w:t>class</w:t>
-      </w:r>
-      <w:proofErr w:type="spellEnd"/>
-      <w:r>
-        <w:t xml:space="preserve"> </w:t>
-      </w:r>
-      <w:proofErr w:type="gramStart"/>
-      <w:r>
-        <w:t>Pedido(</w:t>
-      </w:r>
-      <w:proofErr w:type="spellStart"/>
-      <w:proofErr w:type="gramEnd"/>
-      <w:r>
-        <w:t>SQLModel</w:t>
-      </w:r>
-      <w:proofErr w:type="spellEnd"/>
-      <w:r>
-        <w:t>, table=True):</w:t>
+      <w:r>
+        <w:t>class Pedido(SQLModel, table=True):</w:t>
       </w:r>
       <w:r>
         <w:br/>
-        <w:t xml:space="preserve">    </w:t>
-      </w:r>
-      <w:proofErr w:type="spellStart"/>
-      <w:r>
-        <w:t>usuario_id</w:t>
-      </w:r>
-      <w:proofErr w:type="spellEnd"/>
-      <w:r>
-        <w:t xml:space="preserve">: </w:t>
-      </w:r>
-      <w:proofErr w:type="spellStart"/>
-      <w:r>
-        <w:t>int</w:t>
-      </w:r>
-      <w:proofErr w:type="spellEnd"/>
-      <w:r>
-        <w:t xml:space="preserve"> = Field(</w:t>
-      </w:r>
-      <w:proofErr w:type="spellStart"/>
-      <w:r>
-        <w:t>foreign_key</w:t>
-      </w:r>
-      <w:proofErr w:type="spellEnd"/>
-      <w:proofErr w:type="gramStart"/>
-      <w:r>
-        <w:t>=</w:t>
+        <w:t xml:space="preserve">    usuario_id: int = Field(foreign_key=</w:t>
       </w:r>
       <w:r>
         <w:t>”</w:t>
       </w:r>
-      <w:proofErr w:type="spellStart"/>
       <w:r>
         <w:t>usuario.id</w:t>
       </w:r>
-      <w:proofErr w:type="spellEnd"/>
-      <w:proofErr w:type="gramEnd"/>
       <w:r>
         <w:t>”</w:t>
       </w:r>
@@ -5088,24 +4082,7 @@
         <w:t>”</w:t>
       </w:r>
       <w:r>
-        <w:t xml:space="preserve"> = </w:t>
-      </w:r>
-      <w:proofErr w:type="spellStart"/>
-      <w:r>
-        <w:t>Relationship</w:t>
-      </w:r>
-      <w:proofErr w:type="spellEnd"/>
-      <w:r>
-        <w:t>(</w:t>
-      </w:r>
-      <w:proofErr w:type="spellStart"/>
-      <w:r>
-        <w:t>back_populates</w:t>
-      </w:r>
-      <w:proofErr w:type="spellEnd"/>
-      <w:proofErr w:type="gramStart"/>
-      <w:r>
-        <w:t>=</w:t>
+        <w:t xml:space="preserve"> = Relationship(back_populates=</w:t>
       </w:r>
       <w:r>
         <w:t>”</w:t>
@@ -5113,7 +4090,6 @@
       <w:r>
         <w:t>pedidos</w:t>
       </w:r>
-      <w:proofErr w:type="gramEnd"/>
       <w:r>
         <w:t>”</w:t>
       </w:r>
@@ -5122,46 +4098,19 @@
       </w:r>
       <w:r>
         <w:br/>
-        <w:t xml:space="preserve">    detalles: </w:t>
-      </w:r>
-      <w:proofErr w:type="spellStart"/>
-      <w:r>
-        <w:t>list</w:t>
-      </w:r>
-      <w:proofErr w:type="spellEnd"/>
-      <w:r>
-        <w:t>[</w:t>
+        <w:t xml:space="preserve">    detalles: list[</w:t>
       </w:r>
       <w:r>
         <w:t>“</w:t>
       </w:r>
-      <w:proofErr w:type="spellStart"/>
       <w:r>
         <w:t>DetallePedido</w:t>
       </w:r>
-      <w:proofErr w:type="spellEnd"/>
       <w:r>
         <w:t>”</w:t>
       </w:r>
       <w:r>
-        <w:t xml:space="preserve">] = </w:t>
-      </w:r>
-      <w:proofErr w:type="spellStart"/>
-      <w:r>
-        <w:t>Relationship</w:t>
-      </w:r>
-      <w:proofErr w:type="spellEnd"/>
-      <w:r>
-        <w:t>(</w:t>
-      </w:r>
-      <w:proofErr w:type="spellStart"/>
-      <w:r>
-        <w:t>back_populates</w:t>
-      </w:r>
-      <w:proofErr w:type="spellEnd"/>
-      <w:proofErr w:type="gramStart"/>
-      <w:r>
-        <w:t>=</w:t>
+        <w:t>] = Relationship(back_populates=</w:t>
       </w:r>
       <w:r>
         <w:t>”</w:t>
@@ -5169,7 +4118,6 @@
       <w:r>
         <w:t>pedido</w:t>
       </w:r>
-      <w:proofErr w:type="gramEnd"/>
       <w:r>
         <w:t>”</w:t>
       </w:r>
@@ -5181,39 +4129,11 @@
       </w:r>
       <w:r>
         <w:br/>
-      </w:r>
-      <w:proofErr w:type="spellStart"/>
-      <w:r>
-        <w:t>class</w:t>
-      </w:r>
-      <w:proofErr w:type="spellEnd"/>
-      <w:r>
-        <w:t xml:space="preserve"> </w:t>
-      </w:r>
-      <w:proofErr w:type="gramStart"/>
-      <w:r>
-        <w:t>Usuario(</w:t>
-      </w:r>
-      <w:proofErr w:type="spellStart"/>
-      <w:proofErr w:type="gramEnd"/>
-      <w:r>
-        <w:t>SQLModel</w:t>
-      </w:r>
-      <w:proofErr w:type="spellEnd"/>
-      <w:r>
-        <w:t>, table=True):</w:t>
+        <w:t>class Usuario(SQLModel, table=True):</w:t>
       </w:r>
       <w:r>
         <w:br/>
-        <w:t xml:space="preserve">    pedidos: </w:t>
-      </w:r>
-      <w:proofErr w:type="spellStart"/>
-      <w:r>
-        <w:t>list</w:t>
-      </w:r>
-      <w:proofErr w:type="spellEnd"/>
-      <w:r>
-        <w:t>[</w:t>
+        <w:t xml:space="preserve">    pedidos: list[</w:t>
       </w:r>
       <w:r>
         <w:t>“</w:t>
@@ -5225,24 +4145,7 @@
         <w:t>”</w:t>
       </w:r>
       <w:r>
-        <w:t xml:space="preserve">] = </w:t>
-      </w:r>
-      <w:proofErr w:type="spellStart"/>
-      <w:r>
-        <w:t>Relationship</w:t>
-      </w:r>
-      <w:proofErr w:type="spellEnd"/>
-      <w:r>
-        <w:t>(</w:t>
-      </w:r>
-      <w:proofErr w:type="spellStart"/>
-      <w:r>
-        <w:t>back_populates</w:t>
-      </w:r>
-      <w:proofErr w:type="spellEnd"/>
-      <w:proofErr w:type="gramStart"/>
-      <w:r>
-        <w:t>=</w:t>
+        <w:t>] = Relationship(back_populates=</w:t>
       </w:r>
       <w:r>
         <w:t>”</w:t>
@@ -5250,7 +4153,6 @@
       <w:r>
         <w:t>usuario</w:t>
       </w:r>
-      <w:proofErr w:type="gramEnd"/>
       <w:r>
         <w:t>”</w:t>
       </w:r>
@@ -5262,14 +4164,12 @@
       <w:pPr>
         <w:pStyle w:val="Cuerpo"/>
       </w:pPr>
-      <w:proofErr w:type="spellStart"/>
       <w:r>
         <w:rPr>
           <w:rStyle w:val="Cdigoenlnea"/>
         </w:rPr>
         <w:t>back_populates</w:t>
       </w:r>
-      <w:proofErr w:type="spellEnd"/>
       <w:r>
         <w:t xml:space="preserve"> le dice al ORM que esos dos atributos son </w:t>
       </w:r>
@@ -5318,67 +4218,7 @@
       </w:r>
       <w:r>
         <w:br/>
-      </w:r>
-      <w:proofErr w:type="spellStart"/>
-      <w:r>
-        <w:t>async</w:t>
-      </w:r>
-      <w:proofErr w:type="spellEnd"/>
-      <w:r>
-        <w:t xml:space="preserve"> </w:t>
-      </w:r>
-      <w:proofErr w:type="spellStart"/>
-      <w:r>
-        <w:t>def</w:t>
-      </w:r>
-      <w:proofErr w:type="spellEnd"/>
-      <w:r>
-        <w:t xml:space="preserve"> </w:t>
-      </w:r>
-      <w:proofErr w:type="spellStart"/>
-      <w:r>
-        <w:t>obtener_con_</w:t>
-      </w:r>
-      <w:proofErr w:type="gramStart"/>
-      <w:r>
-        <w:t>detalles</w:t>
-      </w:r>
-      <w:proofErr w:type="spellEnd"/>
-      <w:r>
-        <w:t>(</w:t>
-      </w:r>
-      <w:proofErr w:type="spellStart"/>
-      <w:proofErr w:type="gramEnd"/>
-      <w:r>
-        <w:t>self</w:t>
-      </w:r>
-      <w:proofErr w:type="spellEnd"/>
-      <w:r>
-        <w:t xml:space="preserve">, </w:t>
-      </w:r>
-      <w:proofErr w:type="spellStart"/>
-      <w:r>
-        <w:t>pedido_id</w:t>
-      </w:r>
-      <w:proofErr w:type="spellEnd"/>
-      <w:r>
-        <w:t xml:space="preserve">: </w:t>
-      </w:r>
-      <w:proofErr w:type="spellStart"/>
-      <w:r>
-        <w:t>int</w:t>
-      </w:r>
-      <w:proofErr w:type="spellEnd"/>
-      <w:r>
-        <w:t xml:space="preserve">) -&gt; Pedido | </w:t>
-      </w:r>
-      <w:proofErr w:type="spellStart"/>
-      <w:r>
-        <w:t>None</w:t>
-      </w:r>
-      <w:proofErr w:type="spellEnd"/>
-      <w:r>
-        <w:t>:</w:t>
+        <w:t>async def obtener_con_detalles(self, pedido_id: int) -&gt; Pedido | None:</w:t>
       </w:r>
       <w:r>
         <w:br/>
@@ -5386,178 +4226,35 @@
       </w:r>
       <w:r>
         <w:br/>
-        <w:t xml:space="preserve">        </w:t>
-      </w:r>
-      <w:proofErr w:type="spellStart"/>
-      <w:proofErr w:type="gramStart"/>
-      <w:r>
-        <w:t>select</w:t>
-      </w:r>
-      <w:proofErr w:type="spellEnd"/>
-      <w:r>
-        <w:t>(</w:t>
-      </w:r>
-      <w:proofErr w:type="gramEnd"/>
-      <w:r>
-        <w:t>Pedido)</w:t>
+        <w:t xml:space="preserve">        select(Pedido)</w:t>
       </w:r>
       <w:r>
         <w:br/>
-        <w:t xml:space="preserve">      </w:t>
-      </w:r>
-      <w:proofErr w:type="gramStart"/>
-      <w:r>
-        <w:t xml:space="preserve">  .</w:t>
-      </w:r>
-      <w:proofErr w:type="spellStart"/>
-      <w:r>
-        <w:t>where</w:t>
-      </w:r>
-      <w:proofErr w:type="spellEnd"/>
-      <w:proofErr w:type="gramEnd"/>
-      <w:r>
-        <w:t>(</w:t>
-      </w:r>
-      <w:proofErr w:type="spellStart"/>
-      <w:r>
-        <w:t>Pedido.id</w:t>
-      </w:r>
-      <w:proofErr w:type="spellEnd"/>
-      <w:r>
-        <w:t xml:space="preserve"> == </w:t>
-      </w:r>
-      <w:proofErr w:type="spellStart"/>
-      <w:r>
-        <w:t>pedido_id</w:t>
-      </w:r>
-      <w:proofErr w:type="spellEnd"/>
-      <w:r>
-        <w:t>)</w:t>
+        <w:t xml:space="preserve">        .where(Pedido.id == pedido_id)</w:t>
       </w:r>
       <w:r>
         <w:br/>
-        <w:t xml:space="preserve">      </w:t>
-      </w:r>
-      <w:proofErr w:type="gramStart"/>
-      <w:r>
-        <w:t xml:space="preserve">  .</w:t>
-      </w:r>
-      <w:proofErr w:type="spellStart"/>
-      <w:r>
-        <w:t>options</w:t>
-      </w:r>
-      <w:proofErr w:type="spellEnd"/>
-      <w:proofErr w:type="gramEnd"/>
-      <w:r>
-        <w:t>(</w:t>
+        <w:t xml:space="preserve">        .options(</w:t>
       </w:r>
       <w:r>
         <w:br/>
-        <w:t xml:space="preserve">            </w:t>
-      </w:r>
-      <w:proofErr w:type="spellStart"/>
-      <w:proofErr w:type="gramStart"/>
-      <w:r>
-        <w:t>selectinload</w:t>
-      </w:r>
-      <w:proofErr w:type="spellEnd"/>
-      <w:r>
-        <w:t>(</w:t>
-      </w:r>
-      <w:proofErr w:type="spellStart"/>
-      <w:proofErr w:type="gramEnd"/>
-      <w:r>
-        <w:t>Pedido.detalles</w:t>
-      </w:r>
-      <w:proofErr w:type="spellEnd"/>
-      <w:r>
-        <w:t>),</w:t>
+        <w:t xml:space="preserve">            selectinload(Pedido.detalles),</w:t>
       </w:r>
       <w:r>
         <w:br/>
-        <w:t xml:space="preserve">            </w:t>
-      </w:r>
-      <w:proofErr w:type="spellStart"/>
-      <w:proofErr w:type="gramStart"/>
-      <w:r>
-        <w:t>selectinload</w:t>
-      </w:r>
-      <w:proofErr w:type="spellEnd"/>
-      <w:r>
-        <w:t>(</w:t>
-      </w:r>
-      <w:proofErr w:type="spellStart"/>
-      <w:proofErr w:type="gramEnd"/>
-      <w:r>
-        <w:t>Pedido.usuario</w:t>
-      </w:r>
-      <w:proofErr w:type="spellEnd"/>
-      <w:r>
-        <w:t>),</w:t>
+        <w:t xml:space="preserve">            selectinload(Pedido.usuario),</w:t>
       </w:r>
       <w:r>
         <w:br/>
-        <w:t xml:space="preserve">      </w:t>
-      </w:r>
-      <w:proofErr w:type="gramStart"/>
-      <w:r>
-        <w:t xml:space="preserve">  )</w:t>
-      </w:r>
-      <w:proofErr w:type="gramEnd"/>
+        <w:t xml:space="preserve">        )</w:t>
+      </w:r>
       <w:r>
         <w:br/>
-        <w:t xml:space="preserve">  </w:t>
-      </w:r>
-      <w:proofErr w:type="gramStart"/>
-      <w:r>
-        <w:t xml:space="preserve">  )</w:t>
-      </w:r>
-      <w:proofErr w:type="gramEnd"/>
+        <w:t xml:space="preserve">    )</w:t>
+      </w:r>
       <w:r>
         <w:br/>
-        <w:t xml:space="preserve">    </w:t>
-      </w:r>
-      <w:proofErr w:type="spellStart"/>
-      <w:r>
-        <w:t>return</w:t>
-      </w:r>
-      <w:proofErr w:type="spellEnd"/>
-      <w:r>
-        <w:t xml:space="preserve"> (</w:t>
-      </w:r>
-      <w:proofErr w:type="spellStart"/>
-      <w:r>
-        <w:t>await</w:t>
-      </w:r>
-      <w:proofErr w:type="spellEnd"/>
-      <w:r>
-        <w:t xml:space="preserve"> </w:t>
-      </w:r>
-      <w:proofErr w:type="spellStart"/>
-      <w:proofErr w:type="gramStart"/>
-      <w:r>
-        <w:t>self.session</w:t>
-      </w:r>
-      <w:proofErr w:type="gramEnd"/>
-      <w:r>
-        <w:t>.exec</w:t>
-      </w:r>
-      <w:proofErr w:type="spellEnd"/>
-      <w:r>
-        <w:t>(consulta)</w:t>
-      </w:r>
-      <w:proofErr w:type="gramStart"/>
-      <w:r>
-        <w:t>).</w:t>
-      </w:r>
-      <w:proofErr w:type="spellStart"/>
-      <w:r>
-        <w:t>first</w:t>
-      </w:r>
-      <w:proofErr w:type="spellEnd"/>
-      <w:proofErr w:type="gramEnd"/>
-      <w:r>
-        <w:t>()</w:t>
+        <w:t xml:space="preserve">    return (await self.session.exec(consulta)).first()</w:t>
       </w:r>
     </w:p>
     <w:p>
@@ -5570,27 +4267,21 @@
       <w:r>
         <w:t xml:space="preserve">Sin esas dos líneas de </w:t>
       </w:r>
-      <w:proofErr w:type="spellStart"/>
       <w:r>
         <w:rPr>
           <w:rStyle w:val="Cdigoenlnea"/>
         </w:rPr>
         <w:t>selectinload</w:t>
       </w:r>
-      <w:proofErr w:type="spellEnd"/>
       <w:r>
         <w:t xml:space="preserve">, acceder a </w:t>
       </w:r>
-      <w:proofErr w:type="spellStart"/>
-      <w:proofErr w:type="gramStart"/>
       <w:r>
         <w:rPr>
           <w:rStyle w:val="Cdigoenlnea"/>
         </w:rPr>
         <w:t>pedido.detalles</w:t>
       </w:r>
-      <w:proofErr w:type="spellEnd"/>
-      <w:proofErr w:type="gramEnd"/>
       <w:r>
         <w:t xml:space="preserve"> en el Service lanza la excepción de la sección 3.8. </w:t>
       </w:r>
@@ -5635,7 +4326,7 @@
                     </pic:cNvPicPr>
                   </pic:nvPicPr>
                   <pic:blipFill rotWithShape="1">
-                    <a:blip r:embed="rId8" cstate="print">
+                    <a:blip r:embed="rId9" cstate="print">
                       <a:extLst>
                         <a:ext uri="{28A0092B-C50C-407E-A947-70E740481C1C}">
                           <a14:useLocalDpi xmlns:a14="http://schemas.microsoft.com/office/drawing/2010/main" val="0"/>
@@ -5703,7 +4394,7 @@
                     </pic:cNvPicPr>
                   </pic:nvPicPr>
                   <pic:blipFill rotWithShape="1">
-                    <a:blip r:embed="rId9" cstate="print">
+                    <a:blip r:embed="rId10" cstate="print">
                       <a:extLst>
                         <a:ext uri="{28A0092B-C50C-407E-A947-70E740481C1C}">
                           <a14:useLocalDpi xmlns:a14="http://schemas.microsoft.com/office/drawing/2010/main" val="0"/>
@@ -5837,21 +4528,12 @@
                 <w:b/>
               </w:rPr>
             </w:pPr>
-            <w:proofErr w:type="gramStart"/>
             <w:r>
               <w:rPr>
                 <w:rFonts w:cs="Calibri"/>
                 <w:b/>
               </w:rPr>
-              <w:t>Cuándo</w:t>
-            </w:r>
-            <w:proofErr w:type="gramEnd"/>
-            <w:r>
-              <w:rPr>
-                <w:rFonts w:cs="Calibri"/>
-                <w:b/>
-              </w:rPr>
-              <w:t xml:space="preserve"> conviene</w:t>
+              <w:t>Cuándo conviene</w:t>
             </w:r>
           </w:p>
         </w:tc>
@@ -5868,14 +4550,12 @@
                 <w:rStyle w:val="Cdigoenlnea"/>
               </w:rPr>
             </w:pPr>
-            <w:proofErr w:type="spellStart"/>
             <w:r>
               <w:rPr>
                 <w:rStyle w:val="Cdigoenlnea"/>
               </w:rPr>
               <w:t>selectinload</w:t>
             </w:r>
-            <w:proofErr w:type="spellEnd"/>
           </w:p>
         </w:tc>
         <w:tc>
@@ -5955,14 +4635,12 @@
                 <w:rStyle w:val="Cdigoenlnea"/>
               </w:rPr>
             </w:pPr>
-            <w:proofErr w:type="spellStart"/>
             <w:r>
               <w:rPr>
                 <w:rStyle w:val="Cdigoenlnea"/>
               </w:rPr>
               <w:t>joinedload</w:t>
             </w:r>
-            <w:proofErr w:type="spellEnd"/>
           </w:p>
         </w:tc>
         <w:tc>
@@ -6065,43 +4743,13 @@
         <w:t>una tabla de precarga</w:t>
       </w:r>
       <w:r>
-        <w:t xml:space="preserve"> que indica, </w:t>
-      </w:r>
-      <w:proofErr w:type="spellStart"/>
-      <w:r>
-        <w:t>endpoint</w:t>
-      </w:r>
-      <w:proofErr w:type="spellEnd"/>
-      <w:r>
-        <w:t xml:space="preserve"> por </w:t>
-      </w:r>
-      <w:proofErr w:type="spellStart"/>
-      <w:r>
-        <w:t>endpoint</w:t>
-      </w:r>
-      <w:proofErr w:type="spellEnd"/>
-      <w:r>
-        <w:t xml:space="preserve">, qué relaciones hay que traer. Esa tabla no es una guía de rendimiento: es </w:t>
+        <w:t xml:space="preserve"> que indica, endpoint por endpoint, qué relaciones hay que traer. Esa tabla no es una guía de rendimiento: es </w:t>
       </w:r>
       <w:r>
         <w:rPr>
           <w:b/>
         </w:rPr>
-        <w:t xml:space="preserve">una condición para que el </w:t>
-      </w:r>
-      <w:proofErr w:type="spellStart"/>
-      <w:r>
-        <w:rPr>
-          <w:b/>
-        </w:rPr>
-        <w:t>endpoint</w:t>
-      </w:r>
-      <w:proofErr w:type="spellEnd"/>
-      <w:r>
-        <w:rPr>
-          <w:b/>
-        </w:rPr>
-        <w:t xml:space="preserve"> funcione</w:t>
+        <w:t>una condición para que el endpoint funcione</w:t>
       </w:r>
       <w:r>
         <w:t>.</w:t>
@@ -6165,13 +4813,8 @@
               <w:pStyle w:val="Cuerpo"/>
               <w:spacing w:after="100"/>
             </w:pPr>
-            <w:proofErr w:type="spellStart"/>
             <w:r>
-              <w:t>Fijate</w:t>
-            </w:r>
-            <w:proofErr w:type="spellEnd"/>
-            <w:r>
-              <w:t xml:space="preserve"> dónde vive esa declaración, porque es una decisión de arquitectura y no un detalle:</w:t>
+              <w:t>Fijate dónde vive esa declaración, porque es una decisión de arquitectura y no un detalle:</w:t>
             </w:r>
           </w:p>
           <w:p>
@@ -6225,35 +4868,7 @@
               <w:rPr>
                 <w:b/>
               </w:rPr>
-              <w:t xml:space="preserve">cuando te explota una excepción de </w:t>
-            </w:r>
-            <w:proofErr w:type="spellStart"/>
-            <w:r>
-              <w:rPr>
-                <w:b/>
-              </w:rPr>
-              <w:t>greenlet</w:t>
-            </w:r>
-            <w:proofErr w:type="spellEnd"/>
-            <w:r>
-              <w:rPr>
-                <w:b/>
-              </w:rPr>
-              <w:t xml:space="preserve">, ya </w:t>
-            </w:r>
-            <w:proofErr w:type="spellStart"/>
-            <w:r>
-              <w:rPr>
-                <w:b/>
-              </w:rPr>
-              <w:t>sabés</w:t>
-            </w:r>
-            <w:proofErr w:type="spellEnd"/>
-            <w:r>
-              <w:rPr>
-                <w:b/>
-              </w:rPr>
-              <w:t xml:space="preserve"> dónde mirar.</w:t>
+              <w:t>cuando te explota una excepción de greenlet, ya sabés dónde mirar.</w:t>
             </w:r>
             <w:r>
               <w:t xml:space="preserve"> No es en la vista, no es en el Service: es en el método del repositorio que trajo ese objeto, y le falta una línea.</w:t>
@@ -6276,47 +4891,11 @@
             <w:r>
               <w:t xml:space="preserve"> Si la precarga se declarara en el Service, el Service tendría que conocer detalles del acceso a datos, y ahí se rompe el flujo </w:t>
             </w:r>
-            <w:proofErr w:type="spellStart"/>
             <w:r>
               <w:rPr>
                 <w:rStyle w:val="Cdigoenlnea"/>
               </w:rPr>
-              <w:t>Router</w:t>
-            </w:r>
-            <w:proofErr w:type="spellEnd"/>
-            <w:r>
-              <w:rPr>
-                <w:rStyle w:val="Cdigoenlnea"/>
-              </w:rPr>
-              <w:t xml:space="preserve"> → Service → </w:t>
-            </w:r>
-            <w:proofErr w:type="spellStart"/>
-            <w:r>
-              <w:rPr>
-                <w:rStyle w:val="Cdigoenlnea"/>
-              </w:rPr>
-              <w:t>UoW</w:t>
-            </w:r>
-            <w:proofErr w:type="spellEnd"/>
-            <w:r>
-              <w:rPr>
-                <w:rStyle w:val="Cdigoenlnea"/>
-              </w:rPr>
-              <w:t xml:space="preserve"> → </w:t>
-            </w:r>
-            <w:proofErr w:type="spellStart"/>
-            <w:r>
-              <w:rPr>
-                <w:rStyle w:val="Cdigoenlnea"/>
-              </w:rPr>
-              <w:t>Repository</w:t>
-            </w:r>
-            <w:proofErr w:type="spellEnd"/>
-            <w:r>
-              <w:rPr>
-                <w:rStyle w:val="Cdigoenlnea"/>
-              </w:rPr>
-              <w:t xml:space="preserve"> → Model</w:t>
+              <w:t>Router → Service → UoW → Repository → Model</w:t>
             </w:r>
             <w:r>
               <w:t>.</w:t>
@@ -6397,15 +4976,7 @@
               <w:spacing w:after="100"/>
             </w:pPr>
             <w:r>
-              <w:t xml:space="preserve">Esta es la diferencia práctica entre un </w:t>
-            </w:r>
-            <w:proofErr w:type="spellStart"/>
-            <w:r>
-              <w:t>backend</w:t>
-            </w:r>
-            <w:proofErr w:type="spellEnd"/>
-            <w:r>
-              <w:t xml:space="preserve"> sincrónico y este, y conviene que la tengas clarísima antes de escribir tu primer repositorio:</w:t>
+              <w:t>Esta es la diferencia práctica entre un backend sincrónico y este, y conviene que la tengas clarísima antes de escribir tu primer repositorio:</w:t>
             </w:r>
           </w:p>
           <w:tbl>
@@ -6582,31 +5153,13 @@
                       <w:sz w:val="20"/>
                     </w:rPr>
                   </w:pPr>
-                  <w:proofErr w:type="gramStart"/>
                   <w:r>
                     <w:rPr>
                       <w:rFonts w:cs="Calibri"/>
                       <w:sz w:val="20"/>
                     </w:rPr>
-                    <w:t>Cuándo</w:t>
+                    <w:t>Cuándo te enterás</w:t>
                   </w:r>
-                  <w:proofErr w:type="gramEnd"/>
-                  <w:r>
-                    <w:rPr>
-                      <w:rFonts w:cs="Calibri"/>
-                      <w:sz w:val="20"/>
-                    </w:rPr>
-                    <w:t xml:space="preserve"> te </w:t>
-                  </w:r>
-                  <w:proofErr w:type="spellStart"/>
-                  <w:r>
-                    <w:rPr>
-                      <w:rFonts w:cs="Calibri"/>
-                      <w:sz w:val="20"/>
-                    </w:rPr>
-                    <w:t>enterás</w:t>
-                  </w:r>
-                  <w:proofErr w:type="spellEnd"/>
                 </w:p>
               </w:tc>
               <w:tc>
@@ -6662,15 +5215,7 @@
               <w:spacing w:after="100"/>
             </w:pPr>
             <w:r>
-              <w:t xml:space="preserve">Al principio la segunda columna se siente como un castigo: estás escribiendo un </w:t>
-            </w:r>
-            <w:proofErr w:type="spellStart"/>
-            <w:r>
-              <w:t>endpoint</w:t>
-            </w:r>
-            <w:proofErr w:type="spellEnd"/>
-            <w:r>
-              <w:t xml:space="preserve"> y te explota una excepción con un nombre que no dice nada.</w:t>
+              <w:t>Al principio la segunda columna se siente como un castigo: estás escribiendo un endpoint y te explota una excepción con un nombre que no dice nada.</w:t>
             </w:r>
           </w:p>
           <w:p>
@@ -6685,23 +5230,7 @@
               <w:t>Dale vuelta la lectura.</w:t>
             </w:r>
             <w:r>
-              <w:t xml:space="preserve"> El sincrónico no te avisa nunca: te deja mandar a producción un </w:t>
-            </w:r>
-            <w:proofErr w:type="spellStart"/>
-            <w:r>
-              <w:t>endpoint</w:t>
-            </w:r>
-            <w:proofErr w:type="spellEnd"/>
-            <w:r>
-              <w:t xml:space="preserve"> que emite ciento una consultas, y te </w:t>
-            </w:r>
-            <w:proofErr w:type="spellStart"/>
-            <w:r>
-              <w:t>enterás</w:t>
-            </w:r>
-            <w:proofErr w:type="spellEnd"/>
-            <w:r>
-              <w:t xml:space="preserve"> dentro de seis meses cuando ya hay diez mil pedidos y nadie se acuerda de quién escribió eso.</w:t>
+              <w:t xml:space="preserve"> El sincrónico no te avisa nunca: te deja mandar a producción un endpoint que emite ciento una consultas, y te enterás dentro de seis meses cuando ya hay diez mil pedidos y nadie se acuerda de quién escribió eso.</w:t>
             </w:r>
           </w:p>
           <w:p>
@@ -6920,42 +5449,36 @@
               </w:rPr>
               <w:t xml:space="preserve">, </w:t>
             </w:r>
-            <w:proofErr w:type="spellStart"/>
             <w:r>
               <w:rPr>
                 <w:rStyle w:val="Cdigoenlnea"/>
               </w:rPr>
               <w:t>UsuarioRol</w:t>
             </w:r>
-            <w:proofErr w:type="spellEnd"/>
             <w:r>
               <w:rPr>
                 <w:rFonts w:cs="Calibri"/>
               </w:rPr>
               <w:t xml:space="preserve">, </w:t>
             </w:r>
-            <w:proofErr w:type="spellStart"/>
             <w:r>
               <w:rPr>
                 <w:rStyle w:val="Cdigoenlnea"/>
               </w:rPr>
               <w:t>DireccionEntrega</w:t>
             </w:r>
-            <w:proofErr w:type="spellEnd"/>
             <w:r>
               <w:rPr>
                 <w:rFonts w:cs="Calibri"/>
               </w:rPr>
               <w:t xml:space="preserve">, </w:t>
             </w:r>
-            <w:proofErr w:type="spellStart"/>
             <w:r>
               <w:rPr>
                 <w:rStyle w:val="Cdigoenlnea"/>
               </w:rPr>
               <w:t>IntentoAcceso</w:t>
             </w:r>
-            <w:proofErr w:type="spellEnd"/>
           </w:p>
         </w:tc>
       </w:tr>
@@ -7011,14 +5534,12 @@
                 <w:rFonts w:cs="Calibri"/>
               </w:rPr>
             </w:pPr>
-            <w:proofErr w:type="spellStart"/>
             <w:r>
               <w:rPr>
                 <w:rStyle w:val="Cdigoenlnea"/>
               </w:rPr>
               <w:t>Categoria</w:t>
             </w:r>
-            <w:proofErr w:type="spellEnd"/>
             <w:r>
               <w:rPr>
                 <w:rFonts w:cs="Calibri"/>
@@ -7049,14 +5570,12 @@
               </w:rPr>
               <w:t xml:space="preserve">, </w:t>
             </w:r>
-            <w:proofErr w:type="spellStart"/>
             <w:r>
               <w:rPr>
                 <w:rStyle w:val="Cdigoenlnea"/>
               </w:rPr>
               <w:t>MovimientoStock</w:t>
             </w:r>
-            <w:proofErr w:type="spellEnd"/>
           </w:p>
         </w:tc>
       </w:tr>
@@ -7124,14 +5643,12 @@
               </w:rPr>
               <w:t xml:space="preserve">, </w:t>
             </w:r>
-            <w:proofErr w:type="spellStart"/>
             <w:r>
               <w:rPr>
                 <w:rStyle w:val="Cdigoenlnea"/>
               </w:rPr>
               <w:t>DetallePedido</w:t>
             </w:r>
-            <w:proofErr w:type="spellEnd"/>
             <w:r>
               <w:rPr>
                 <w:rFonts w:cs="Calibri"/>
@@ -7150,14 +5667,12 @@
               </w:rPr>
               <w:t xml:space="preserve">, </w:t>
             </w:r>
-            <w:proofErr w:type="spellStart"/>
             <w:r>
               <w:rPr>
                 <w:rStyle w:val="Cdigoenlnea"/>
               </w:rPr>
               <w:t>HistorialEstadoPedido</w:t>
             </w:r>
-            <w:proofErr w:type="spellEnd"/>
           </w:p>
         </w:tc>
       </w:tr>
@@ -7204,25 +5719,21 @@
       <w:r>
         <w:t xml:space="preserve">. La sección 3.4 aprovecha exactamente eso: </w:t>
       </w:r>
-      <w:proofErr w:type="spellStart"/>
       <w:r>
         <w:rPr>
           <w:rStyle w:val="Cdigoenlnea"/>
         </w:rPr>
         <w:t>EstadoPedido</w:t>
       </w:r>
-      <w:proofErr w:type="spellEnd"/>
       <w:r>
         <w:t xml:space="preserve"> tiene una columna </w:t>
       </w:r>
-      <w:proofErr w:type="spellStart"/>
       <w:r>
         <w:rPr>
           <w:rStyle w:val="Cdigoenlnea"/>
         </w:rPr>
         <w:t>es_terminal</w:t>
       </w:r>
-      <w:proofErr w:type="spellEnd"/>
       <w:r>
         <w:t>, y RN-01 dice que un estado terminal no admite transiciones salientes. Con una enumeración del lenguaje, esa propiedad tendría que vivir en el código.</w:t>
       </w:r>
@@ -7327,36 +5838,30 @@
             <w:r>
               <w:t xml:space="preserve">. </w:t>
             </w:r>
-            <w:proofErr w:type="spellStart"/>
             <w:r>
               <w:rPr>
                 <w:rStyle w:val="Cdigoenlnea"/>
               </w:rPr>
               <w:t>es_terminal</w:t>
             </w:r>
-            <w:proofErr w:type="spellEnd"/>
             <w:r>
               <w:t xml:space="preserve"> es el ejemplo del TPI, y de ahí sale RN-01. Con una enumeración del lenguaje, saber si un estado es terminal sería un </w:t>
             </w:r>
-            <w:proofErr w:type="spellStart"/>
             <w:r>
               <w:rPr>
                 <w:rStyle w:val="Cdigoenlnea"/>
               </w:rPr>
               <w:t>if</w:t>
             </w:r>
-            <w:proofErr w:type="spellEnd"/>
             <w:r>
               <w:t xml:space="preserve"> en algún lado, y ese </w:t>
             </w:r>
-            <w:proofErr w:type="spellStart"/>
             <w:r>
               <w:rPr>
                 <w:rStyle w:val="Cdigoenlnea"/>
               </w:rPr>
               <w:t>if</w:t>
             </w:r>
-            <w:proofErr w:type="spellEnd"/>
             <w:r>
               <w:t xml:space="preserve"> </w:t>
             </w:r>
@@ -7400,16 +5905,8 @@
               <w:rPr>
                 <w:b/>
               </w:rPr>
-              <w:t xml:space="preserve">también aparecen como enumeración en el </w:t>
+              <w:t>también aparecen como enumeración en el frontend</w:t>
             </w:r>
-            <w:proofErr w:type="spellStart"/>
-            <w:r>
-              <w:rPr>
-                <w:b/>
-              </w:rPr>
-              <w:t>frontend</w:t>
-            </w:r>
-            <w:proofErr w:type="spellEnd"/>
             <w:r>
               <w:t>, porque del otro lado son valores cerrados de una unión literal. Los dos lados modelan lo mismo con la herramienta de su mundo.</w:t>
             </w:r>
@@ -7480,15 +5977,7 @@
         <w:t>Cada una tiene un garante</w:t>
       </w:r>
       <w:r>
-        <w:t xml:space="preserve">: una restricción de la base cuando es expresable, </w:t>
-      </w:r>
-      <w:proofErr w:type="gramStart"/>
-      <w:r>
-        <w:t>un test</w:t>
-      </w:r>
-      <w:proofErr w:type="gramEnd"/>
-      <w:r>
-        <w:t xml:space="preserve"> de invariante cuando no lo es. </w:t>
+        <w:t xml:space="preserve">: una restricción de la base cuando es expresable, un test de invariante cuando no lo es. </w:t>
       </w:r>
       <w:r>
         <w:rPr>
@@ -7661,23 +6150,13 @@
                 <w:sz w:val="21"/>
               </w:rPr>
             </w:pPr>
-            <w:proofErr w:type="spellStart"/>
             <w:r>
               <w:rPr>
                 <w:rFonts w:cs="Calibri"/>
                 <w:b/>
                 <w:sz w:val="21"/>
               </w:rPr>
-              <w:t>Snapshot</w:t>
-            </w:r>
-            <w:proofErr w:type="spellEnd"/>
-            <w:r>
-              <w:rPr>
-                <w:rFonts w:cs="Calibri"/>
-                <w:b/>
-                <w:sz w:val="21"/>
-              </w:rPr>
-              <w:t xml:space="preserve"> de línea</w:t>
+              <w:t>Snapshot de línea</w:t>
             </w:r>
           </w:p>
         </w:tc>
@@ -7759,23 +6238,13 @@
                 <w:sz w:val="21"/>
               </w:rPr>
             </w:pPr>
-            <w:proofErr w:type="spellStart"/>
             <w:r>
               <w:rPr>
                 <w:rFonts w:cs="Calibri"/>
                 <w:b/>
                 <w:sz w:val="21"/>
               </w:rPr>
-              <w:t>Snapshot</w:t>
-            </w:r>
-            <w:proofErr w:type="spellEnd"/>
-            <w:r>
-              <w:rPr>
-                <w:rFonts w:cs="Calibri"/>
-                <w:b/>
-                <w:sz w:val="21"/>
-              </w:rPr>
-              <w:t xml:space="preserve"> de dirección</w:t>
+              <w:t>Snapshot de dirección</w:t>
             </w:r>
           </w:p>
         </w:tc>
@@ -8100,59 +6569,95 @@
         <w:pStyle w:val="Cuerpo"/>
       </w:pPr>
     </w:p>
-    <w:tbl>
-      <w:tblPr>
-        <w:tblStyle w:val="Tablaconcuadrcula"/>
-        <w:tblW w:w="0" w:type="auto"/>
-        <w:tblBorders>
-          <w:top w:val="dotted" w:sz="8" w:space="0" w:color="BFBFBF"/>
-          <w:left w:val="dotted" w:sz="8" w:space="0" w:color="BFBFBF"/>
-          <w:bottom w:val="dotted" w:sz="8" w:space="0" w:color="BFBFBF"/>
-          <w:right w:val="dotted" w:sz="8" w:space="0" w:color="BFBFBF"/>
-          <w:insideH w:val="none" w:sz="0" w:space="0" w:color="auto"/>
-          <w:insideV w:val="none" w:sz="0" w:space="0" w:color="auto"/>
-        </w:tblBorders>
-        <w:tblLook w:val="04A0" w:firstRow="1" w:lastRow="0" w:firstColumn="1" w:lastColumn="0" w:noHBand="0" w:noVBand="1"/>
-      </w:tblPr>
-      <w:tblGrid>
-        <w:gridCol w:w="8484"/>
-      </w:tblGrid>
-      <w:tr>
-        <w:trPr>
-          <w:trHeight w:val="3960"/>
-        </w:trPr>
-        <w:tc>
-          <w:tcPr>
-            <w:tcW w:w="8494" w:type="dxa"/>
-            <w:shd w:val="clear" w:color="FAFAFA" w:fill="FAFAFA"/>
-          </w:tcPr>
-          <w:p>
-            <w:pPr>
-              <w:pStyle w:val="Textodemarcodefigura"/>
-              <w:rPr>
-                <w:sz w:val="22"/>
-              </w:rPr>
-            </w:pPr>
-            <w:r>
-              <w:rPr>
-                <w:b/>
-                <w:i w:val="0"/>
-              </w:rPr>
-              <w:lastRenderedPageBreak/>
-              <w:t>FIGURA 4.4</w:t>
-            </w:r>
-            <w:r>
-              <w:br/>
-              <w:t>diagrama</w:t>
-            </w:r>
-            <w:r>
-              <w:br/>
-              <w:t>Una fila por redundancia, con qué duplica y qué la sostiene: restricción de la base, índice único, o prueba cuando cruza tablas. La columna de garantes es el punto de la figura.</w:t>
-            </w:r>
-          </w:p>
-        </w:tc>
-      </w:tr>
-    </w:tbl>
+    <w:p>
+      <w:pPr>
+        <w:pStyle w:val="Epgrafedefigura"/>
+      </w:pPr>
+    </w:p>
+    <w:p>
+      <w:pPr>
+        <w:pStyle w:val="Epgrafedefigura"/>
+      </w:pPr>
+    </w:p>
+    <w:p>
+      <w:pPr>
+        <w:pStyle w:val="Epgrafedefigura"/>
+      </w:pPr>
+    </w:p>
+    <w:p>
+      <w:pPr>
+        <w:pStyle w:val="Epgrafedefigura"/>
+      </w:pPr>
+    </w:p>
+    <w:p>
+      <w:pPr>
+        <w:pStyle w:val="Epgrafedefigura"/>
+      </w:pPr>
+    </w:p>
+    <w:p>
+      <w:pPr>
+        <w:pStyle w:val="Epgrafedefigura"/>
+      </w:pPr>
+    </w:p>
+    <w:p>
+      <w:pPr>
+        <w:pStyle w:val="Epgrafedefigura"/>
+      </w:pPr>
+      <w:r>
+        <w:rPr>
+          <w:noProof/>
+        </w:rPr>
+        <w:lastRenderedPageBreak/>
+        <w:drawing>
+          <wp:inline distT="0" distB="0" distL="0" distR="0" wp14:anchorId="3F0887FA" wp14:editId="6C4591F5">
+            <wp:extent cx="5381625" cy="5895975"/>
+            <wp:effectExtent l="0" t="0" r="9525" b="9525"/>
+            <wp:docPr id="586875340" name="Imagen 2"/>
+            <wp:cNvGraphicFramePr>
+              <a:graphicFrameLocks xmlns:a="http://schemas.openxmlformats.org/drawingml/2006/main" noChangeAspect="1"/>
+            </wp:cNvGraphicFramePr>
+            <a:graphic xmlns:a="http://schemas.openxmlformats.org/drawingml/2006/main">
+              <a:graphicData uri="http://schemas.openxmlformats.org/drawingml/2006/picture">
+                <pic:pic xmlns:pic="http://schemas.openxmlformats.org/drawingml/2006/picture">
+                  <pic:nvPicPr>
+                    <pic:cNvPr id="0" name="Picture 2"/>
+                    <pic:cNvPicPr>
+                      <a:picLocks noChangeAspect="1" noChangeArrowheads="1"/>
+                    </pic:cNvPicPr>
+                  </pic:nvPicPr>
+                  <pic:blipFill>
+                    <a:blip r:embed="rId11" cstate="print">
+                      <a:extLst>
+                        <a:ext uri="{28A0092B-C50C-407E-A947-70E740481C1C}">
+                          <a14:useLocalDpi xmlns:a14="http://schemas.microsoft.com/office/drawing/2010/main" val="0"/>
+                        </a:ext>
+                      </a:extLst>
+                    </a:blip>
+                    <a:srcRect/>
+                    <a:stretch>
+                      <a:fillRect/>
+                    </a:stretch>
+                  </pic:blipFill>
+                  <pic:spPr bwMode="auto">
+                    <a:xfrm>
+                      <a:off x="0" y="0"/>
+                      <a:ext cx="5381625" cy="5895975"/>
+                    </a:xfrm>
+                    <a:prstGeom prst="rect">
+                      <a:avLst/>
+                    </a:prstGeom>
+                    <a:noFill/>
+                    <a:ln>
+                      <a:noFill/>
+                    </a:ln>
+                  </pic:spPr>
+                </pic:pic>
+              </a:graphicData>
+            </a:graphic>
+          </wp:inline>
+        </w:drawing>
+      </w:r>
+    </w:p>
     <w:p>
       <w:pPr>
         <w:pStyle w:val="Epgrafedefigura"/>
@@ -8205,21 +6710,7 @@
         <w:rPr>
           <w:b/>
         </w:rPr>
-        <w:t xml:space="preserve">un </w:t>
-      </w:r>
-      <w:proofErr w:type="spellStart"/>
-      <w:r>
-        <w:rPr>
-          <w:b/>
-        </w:rPr>
-        <w:t>snapshot</w:t>
-      </w:r>
-      <w:proofErr w:type="spellEnd"/>
-      <w:r>
-        <w:rPr>
-          <w:b/>
-        </w:rPr>
-        <w:t xml:space="preserve"> inmutable</w:t>
+        <w:t>un snapshot inmutable</w:t>
       </w:r>
       <w:r>
         <w:t xml:space="preserve"> tomado al crear el pedido.</w:t>
@@ -8262,6 +6753,7 @@
         <w:pStyle w:val="Cuerpo"/>
       </w:pPr>
       <w:r>
+        <w:lastRenderedPageBreak/>
         <w:t>Y la quinta redundancia viene con su propia justificación, que es un caso de estudio de cómo se decide esto:</w:t>
       </w:r>
     </w:p>
@@ -8271,15 +6763,7 @@
         <w:ind w:left="340" w:right="340"/>
       </w:pPr>
       <w:r>
-        <w:t xml:space="preserve">El listado público de productos es el </w:t>
-      </w:r>
-      <w:proofErr w:type="spellStart"/>
-      <w:r>
-        <w:t>endpoint</w:t>
-      </w:r>
-      <w:proofErr w:type="spellEnd"/>
-      <w:r>
-        <w:t xml:space="preserve"> </w:t>
+        <w:t xml:space="preserve">El listado público de productos es el endpoint </w:t>
       </w:r>
       <w:r>
         <w:rPr>
@@ -8297,15 +6781,7 @@
         <w:t>una consulta adicional que devuelve cien filas para usar veinte.</w:t>
       </w:r>
       <w:r>
-        <w:t xml:space="preserve"> La alternativa —resolver la portada en el </w:t>
-      </w:r>
-      <w:proofErr w:type="spellStart"/>
-      <w:r>
-        <w:t>frontend</w:t>
-      </w:r>
-      <w:proofErr w:type="spellEnd"/>
-      <w:r>
-        <w:t xml:space="preserve">— pondría lógica de negocio en la vista. El costo de la redundancia es </w:t>
+        <w:t xml:space="preserve"> La alternativa —resolver la portada en el frontend— pondría lógica de negocio en la vista. El costo de la redundancia es </w:t>
       </w:r>
       <w:r>
         <w:rPr>
@@ -8387,13 +6863,8 @@
               <w:pStyle w:val="Cuerpo"/>
               <w:spacing w:after="100"/>
             </w:pPr>
-            <w:proofErr w:type="spellStart"/>
             <w:r>
-              <w:t>Fijate</w:t>
-            </w:r>
-            <w:proofErr w:type="spellEnd"/>
-            <w:r>
-              <w:t xml:space="preserve"> cómo está armada esa justificación, porque es el molde de cualquier decisión de diseño que vayas a defender:</w:t>
+              <w:t>Fijate cómo está armada esa justificación, porque es el molde de cualquier decisión de diseño que vayas a defender:</w:t>
             </w:r>
           </w:p>
           <w:p>
@@ -8413,15 +6884,7 @@
               <w:t>Cuál es el caso</w:t>
             </w:r>
             <w:r>
-              <w:t xml:space="preserve">: el listado público, el </w:t>
-            </w:r>
-            <w:proofErr w:type="spellStart"/>
-            <w:r>
-              <w:t>endpoint</w:t>
-            </w:r>
-            <w:proofErr w:type="spellEnd"/>
-            <w:r>
-              <w:t xml:space="preserve"> más consultado.</w:t>
+              <w:t>: el listado público, el endpoint más consultado.</w:t>
             </w:r>
           </w:p>
           <w:p>
@@ -8458,19 +6921,10 @@
               <w:rPr>
                 <w:b/>
               </w:rPr>
-              <w:lastRenderedPageBreak/>
               <w:t>Qué alternativas se descartaron y por qué</w:t>
             </w:r>
             <w:r>
-              <w:t xml:space="preserve">: resolverlo en el </w:t>
-            </w:r>
-            <w:proofErr w:type="spellStart"/>
-            <w:r>
-              <w:t>frontend</w:t>
-            </w:r>
-            <w:proofErr w:type="spellEnd"/>
-            <w:r>
-              <w:t xml:space="preserve"> metería lógica de negocio en la vista.</w:t>
+              <w:t>: resolverlo en el frontend metería lógica de negocio en la vista.</w:t>
             </w:r>
           </w:p>
           <w:p>
@@ -8610,15 +7064,7 @@
         <w:pStyle w:val="Cuerpo"/>
       </w:pPr>
       <w:r>
-        <w:t xml:space="preserve">Y acá el TPI hace algo que conviene </w:t>
-      </w:r>
-      <w:proofErr w:type="gramStart"/>
-      <w:r>
-        <w:t>destacar</w:t>
-      </w:r>
-      <w:proofErr w:type="gramEnd"/>
-      <w:r>
-        <w:t xml:space="preserve"> antes que nada, porque es una lección de honestidad técnica:</w:t>
+        <w:t>Y acá el TPI hace algo que conviene destacar antes que nada, porque es una lección de honestidad técnica:</w:t>
       </w:r>
     </w:p>
     <w:p>
@@ -8638,14 +7084,12 @@
       <w:r>
         <w:t xml:space="preserve">. Enunciar que “todas las consultas filtran </w:t>
       </w:r>
-      <w:proofErr w:type="spellStart"/>
       <w:r>
         <w:rPr>
           <w:rStyle w:val="Cdigoenlnea"/>
         </w:rPr>
         <w:t>deleted_at</w:t>
       </w:r>
-      <w:proofErr w:type="spellEnd"/>
       <w:r>
         <w:t xml:space="preserve">” </w:t>
       </w:r>
@@ -8736,6 +7180,7 @@
                 <w:b/>
                 <w:sz w:val="21"/>
               </w:rPr>
+              <w:lastRenderedPageBreak/>
               <w:t>Entidad</w:t>
             </w:r>
           </w:p>
@@ -8778,14 +7223,12 @@
                 <w:sz w:val="21"/>
               </w:rPr>
             </w:pPr>
-            <w:proofErr w:type="spellStart"/>
             <w:r>
               <w:rPr>
                 <w:rStyle w:val="Cdigoenlnea"/>
               </w:rPr>
               <w:t>ProductoCategoria</w:t>
             </w:r>
-            <w:proofErr w:type="spellEnd"/>
             <w:r>
               <w:rPr>
                 <w:rFonts w:cs="Calibri"/>
@@ -8793,14 +7236,12 @@
               </w:rPr>
               <w:t xml:space="preserve">, </w:t>
             </w:r>
-            <w:proofErr w:type="spellStart"/>
             <w:r>
               <w:rPr>
                 <w:rStyle w:val="Cdigoenlnea"/>
               </w:rPr>
               <w:t>ProductoIngrediente</w:t>
             </w:r>
-            <w:proofErr w:type="spellEnd"/>
           </w:p>
         </w:tc>
         <w:tc>
@@ -8838,14 +7279,12 @@
                 <w:rStyle w:val="Cdigoenlnea"/>
               </w:rPr>
             </w:pPr>
-            <w:proofErr w:type="spellStart"/>
             <w:r>
               <w:rPr>
                 <w:rStyle w:val="Cdigoenlnea"/>
               </w:rPr>
               <w:t>ProductoImagen</w:t>
             </w:r>
-            <w:proofErr w:type="spellEnd"/>
           </w:p>
         </w:tc>
         <w:tc>
@@ -8883,14 +7322,12 @@
                 <w:sz w:val="21"/>
               </w:rPr>
             </w:pPr>
-            <w:proofErr w:type="spellStart"/>
             <w:r>
               <w:rPr>
                 <w:rStyle w:val="Cdigoenlnea"/>
               </w:rPr>
               <w:t>IntentoAcceso</w:t>
             </w:r>
-            <w:proofErr w:type="spellEnd"/>
             <w:r>
               <w:rPr>
                 <w:rFonts w:cs="Calibri"/>
@@ -8898,14 +7335,12 @@
               </w:rPr>
               <w:t xml:space="preserve">, </w:t>
             </w:r>
-            <w:proofErr w:type="spellStart"/>
             <w:r>
               <w:rPr>
                 <w:rStyle w:val="Cdigoenlnea"/>
               </w:rPr>
               <w:t>ClaveIdempotencia</w:t>
             </w:r>
-            <w:proofErr w:type="spellEnd"/>
             <w:r>
               <w:rPr>
                 <w:rFonts w:cs="Calibri"/>
@@ -8913,14 +7348,12 @@
               </w:rPr>
               <w:t xml:space="preserve">, </w:t>
             </w:r>
-            <w:proofErr w:type="spellStart"/>
             <w:r>
               <w:rPr>
                 <w:rStyle w:val="Cdigoenlnea"/>
               </w:rPr>
               <w:t>EventoSalida</w:t>
             </w:r>
-            <w:proofErr w:type="spellEnd"/>
           </w:p>
         </w:tc>
         <w:tc>
@@ -8967,14 +7400,12 @@
         </w:rPr>
         <w:t xml:space="preserve">“Las entidades de negocio no se borran nunca, y </w:t>
       </w:r>
-      <w:proofErr w:type="spellStart"/>
       <w:r>
         <w:rPr>
           <w:rStyle w:val="Cdigoenlnea"/>
         </w:rPr>
         <w:t>UsuarioRol</w:t>
       </w:r>
-      <w:proofErr w:type="spellEnd"/>
       <w:r>
         <w:rPr>
           <w:b/>
@@ -9107,7 +7538,6 @@
               <w:spacing w:after="100"/>
             </w:pPr>
             <w:r>
-              <w:lastRenderedPageBreak/>
               <w:t xml:space="preserve">Por eso el TPI no borra pedidos ni movimientos de stock, y por eso RN-03 dice que el historial es de </w:t>
             </w:r>
             <w:r>
@@ -9141,15 +7571,7 @@
               <w:t>¿esto describe o registra?</w:t>
             </w:r>
             <w:r>
-              <w:t xml:space="preserve"> Lo que registra no se toca. Y si </w:t>
-            </w:r>
-            <w:proofErr w:type="spellStart"/>
-            <w:r>
-              <w:t>tenés</w:t>
-            </w:r>
-            <w:proofErr w:type="spellEnd"/>
-            <w:r>
-              <w:t xml:space="preserve"> que “corregir” un registro, lo correcto casi siempre es agregar otro que lo compense, no editar el que está.</w:t>
+              <w:t xml:space="preserve"> Lo que registra no se toca. Y si tenés que “corregir” un registro, lo correcto casi siempre es agregar otro que lo compense, no editar el que está.</w:t>
             </w:r>
           </w:p>
           <w:p>
@@ -9223,15 +7645,7 @@
         <w:t>sigue siendo legible desde un pedido anterior</w:t>
       </w:r>
       <w:r>
-        <w:t xml:space="preserve">. Es la contracara de la primera redundancia: el </w:t>
-      </w:r>
-      <w:proofErr w:type="spellStart"/>
-      <w:r>
-        <w:t>snapshot</w:t>
-      </w:r>
-      <w:proofErr w:type="spellEnd"/>
-      <w:r>
-        <w:t xml:space="preserve"> conserva el nombre y el precio, y esta excepción permite además llegar al producto.</w:t>
+        <w:t>. Es la contracara de la primera redundancia: el snapshot conserva el nombre y el precio, y esta excepción permite además llegar al producto.</w:t>
       </w:r>
     </w:p>
     <w:p>
@@ -9300,27 +7714,14 @@
         <w:pStyle w:val="Cuerpo"/>
       </w:pPr>
       <w:r>
+        <w:lastRenderedPageBreak/>
         <w:t xml:space="preserve">Y un detalle final que conviene conocer: </w:t>
       </w:r>
       <w:r>
         <w:rPr>
           <w:b/>
         </w:rPr>
-        <w:t xml:space="preserve">ninguna entidad con borrado lógico tiene </w:t>
-      </w:r>
-      <w:proofErr w:type="spellStart"/>
-      <w:r>
-        <w:rPr>
-          <w:b/>
-        </w:rPr>
-        <w:t>endpoint</w:t>
-      </w:r>
-      <w:proofErr w:type="spellEnd"/>
-      <w:r>
-        <w:rPr>
-          <w:b/>
-        </w:rPr>
-        <w:t xml:space="preserve"> de restauración.</w:t>
+        <w:t>ninguna entidad con borrado lógico tiene endpoint de restauración.</w:t>
       </w:r>
       <w:r>
         <w:t xml:space="preserve"> Revertir un borrado accidental es una operación de base de datos, hecha a mano por quien tenga acceso.</w:t>
@@ -9405,60 +7806,26 @@
               <w:pStyle w:val="Cuerpo"/>
               <w:spacing w:after="100"/>
             </w:pPr>
-            <w:proofErr w:type="spellStart"/>
             <w:r>
-              <w:t>Pensalo</w:t>
+              <w:t xml:space="preserve">Pensalo. Tenés </w:t>
             </w:r>
-            <w:proofErr w:type="spellEnd"/>
-            <w:r>
-              <w:t xml:space="preserve">. </w:t>
-            </w:r>
-            <w:proofErr w:type="spellStart"/>
-            <w:r>
-              <w:t>Tenés</w:t>
-            </w:r>
-            <w:proofErr w:type="spellEnd"/>
-            <w:r>
-              <w:t xml:space="preserve"> </w:t>
-            </w:r>
-            <w:proofErr w:type="gramStart"/>
             <w:r>
               <w:rPr>
                 <w:rStyle w:val="Cdigoenlnea"/>
               </w:rPr>
-              <w:t>UNIQUE(</w:t>
+              <w:t>UNIQUE(email)</w:t>
             </w:r>
-            <w:proofErr w:type="gramEnd"/>
+            <w:r>
+              <w:t xml:space="preserve"> en usuarios. Alguien se da de baja —su fila queda con </w:t>
+            </w:r>
             <w:r>
               <w:rPr>
                 <w:rStyle w:val="Cdigoenlnea"/>
               </w:rPr>
-              <w:t>email)</w:t>
+              <w:t>deleted_at</w:t>
             </w:r>
             <w:r>
-              <w:t xml:space="preserve"> en usuarios. Alguien se da de baja —su fila queda con </w:t>
-            </w:r>
-            <w:proofErr w:type="spellStart"/>
-            <w:r>
-              <w:rPr>
-                <w:rStyle w:val="Cdigoenlnea"/>
-              </w:rPr>
-              <w:t>deleted_</w:t>
-            </w:r>
-            <w:proofErr w:type="gramStart"/>
-            <w:r>
-              <w:rPr>
-                <w:rStyle w:val="Cdigoenlnea"/>
-              </w:rPr>
-              <w:t>at</w:t>
-            </w:r>
-            <w:proofErr w:type="spellEnd"/>
-            <w:r>
-              <w:t xml:space="preserve"> cargado</w:t>
-            </w:r>
-            <w:proofErr w:type="gramEnd"/>
-            <w:r>
-              <w:t xml:space="preserve">— y después quiere volver a registrarse con el mismo correo. </w:t>
+              <w:t xml:space="preserve"> cargado— y después quiere volver a registrarse con el mismo correo. </w:t>
             </w:r>
             <w:r>
               <w:rPr>
@@ -9485,15 +7852,7 @@
               <w:t>“el email ya existe”</w:t>
             </w:r>
             <w:r>
-              <w:t xml:space="preserve">, cuando en la aplicación ese usuario no existe. Vas a buscarlo, no aparece en ningún listado, y no </w:t>
-            </w:r>
-            <w:proofErr w:type="spellStart"/>
-            <w:r>
-              <w:t>entendés</w:t>
-            </w:r>
-            <w:proofErr w:type="spellEnd"/>
-            <w:r>
-              <w:t xml:space="preserve"> nada.</w:t>
+              <w:t>, cuando en la aplicación ese usuario no existe. Vas a buscarlo, no aparece en ningún listado, y no entendés nada.</w:t>
             </w:r>
           </w:p>
           <w:p>
@@ -9519,24 +7878,11 @@
               <w:pStyle w:val="Bloquedecdigo"/>
             </w:pPr>
             <w:r>
-              <w:t xml:space="preserve">CREATE UNIQUE INDEX </w:t>
+              <w:t>CREATE UNIQUE INDEX ux_usuario_email_activo</w:t>
             </w:r>
-            <w:proofErr w:type="spellStart"/>
-            <w:r>
-              <w:t>ux_usuario_email_activo</w:t>
-            </w:r>
-            <w:proofErr w:type="spellEnd"/>
             <w:r>
               <w:br/>
-              <w:t xml:space="preserve">  ON usuario (email) WHERE </w:t>
-            </w:r>
-            <w:proofErr w:type="spellStart"/>
-            <w:r>
-              <w:t>deleted_at</w:t>
-            </w:r>
-            <w:proofErr w:type="spellEnd"/>
-            <w:r>
-              <w:t xml:space="preserve"> IS NULL;</w:t>
+              <w:t xml:space="preserve">  ON usuario (email) WHERE deleted_at IS NULL;</w:t>
             </w:r>
           </w:p>
           <w:p>
@@ -9554,15 +7900,7 @@
               <w:t>sólo entre los vivos</w:t>
             </w:r>
             <w:r>
-              <w:t xml:space="preserve">. Por eso el TPI declara que usa índices únicos parciales, y por eso ese detalle está en el </w:t>
-            </w:r>
-            <w:proofErr w:type="spellStart"/>
-            <w:r>
-              <w:t>stack</w:t>
-            </w:r>
-            <w:proofErr w:type="spellEnd"/>
-            <w:r>
-              <w:t xml:space="preserve">: </w:t>
+              <w:t xml:space="preserve">. Por eso el TPI declara que usa índices únicos parciales, y por eso ese detalle está en el stack: </w:t>
             </w:r>
             <w:r>
               <w:rPr>
@@ -9676,21 +8014,7 @@
         <w:rPr>
           <w:b/>
         </w:rPr>
-        <w:t xml:space="preserve">La unicidad de negocio se </w:t>
-      </w:r>
-      <w:proofErr w:type="gramStart"/>
-      <w:r>
-        <w:rPr>
-          <w:b/>
-        </w:rPr>
-        <w:t>declara como</w:t>
-      </w:r>
-      <w:proofErr w:type="gramEnd"/>
-      <w:r>
-        <w:rPr>
-          <w:b/>
-        </w:rPr>
-        <w:t xml:space="preserve"> restricción.</w:t>
+        <w:t>La unicidad de negocio se declara como restricción.</w:t>
       </w:r>
       <w:r>
         <w:t xml:space="preserve"> Que un correo no se repita no es algo que el Service deba verificar: es algo que la base debe impedir. Verificar en el Service </w:t>
@@ -9755,6 +8079,7 @@
       </w:pPr>
       <w:bookmarkStart w:id="11" w:name="_Toc238950757"/>
       <w:r>
+        <w:lastRenderedPageBreak/>
         <w:t>4.11. Migraciones</w:t>
       </w:r>
       <w:bookmarkEnd w:id="11"/>
@@ -9771,14 +8096,12 @@
       <w:pPr>
         <w:pStyle w:val="Cuerpo"/>
       </w:pPr>
-      <w:proofErr w:type="spellStart"/>
       <w:r>
         <w:rPr>
           <w:b/>
         </w:rPr>
         <w:t>Alembic</w:t>
       </w:r>
-      <w:proofErr w:type="spellEnd"/>
       <w:r>
         <w:t xml:space="preserve"> resuelve eso con migraciones versionadas: cada cambio es un archivo con su función de aplicación y su función de reversión, y cada uno declara a cuál sigue. El TPI exige inicializarlo con la plantilla asincrónica, coherente con EA-03.</w:t>
       </w:r>
@@ -9787,13 +8110,8 @@
       <w:pPr>
         <w:pStyle w:val="Cuerpo"/>
       </w:pPr>
-      <w:proofErr w:type="spellStart"/>
-      <w:r>
-        <w:t>Alembic</w:t>
-      </w:r>
-      <w:proofErr w:type="spellEnd"/>
-      <w:r>
-        <w:t xml:space="preserve"> puede </w:t>
+      <w:r>
+        <w:t xml:space="preserve">Alembic puede </w:t>
       </w:r>
       <w:r>
         <w:rPr>
@@ -9854,80 +8172,48 @@
         <w:t>.</w:t>
       </w:r>
     </w:p>
-    <w:tbl>
-      <w:tblPr>
-        <w:tblStyle w:val="Tablaconcuadrcula"/>
-        <w:tblW w:w="0" w:type="auto"/>
-        <w:tblBorders>
-          <w:top w:val="dotted" w:sz="8" w:space="0" w:color="BFBFBF"/>
-          <w:left w:val="dotted" w:sz="8" w:space="0" w:color="BFBFBF"/>
-          <w:bottom w:val="dotted" w:sz="8" w:space="0" w:color="BFBFBF"/>
-          <w:right w:val="dotted" w:sz="8" w:space="0" w:color="BFBFBF"/>
-          <w:insideH w:val="none" w:sz="0" w:space="0" w:color="auto"/>
-          <w:insideV w:val="none" w:sz="0" w:space="0" w:color="auto"/>
-        </w:tblBorders>
-        <w:tblLook w:val="04A0" w:firstRow="1" w:lastRow="0" w:firstColumn="1" w:lastColumn="0" w:noHBand="0" w:noVBand="1"/>
-      </w:tblPr>
-      <w:tblGrid>
-        <w:gridCol w:w="8484"/>
-      </w:tblGrid>
-      <w:tr>
-        <w:trPr>
-          <w:trHeight w:val="3960"/>
-        </w:trPr>
-        <w:tc>
-          <w:tcPr>
-            <w:tcW w:w="8494" w:type="dxa"/>
-            <w:shd w:val="clear" w:color="FAFAFA" w:fill="FAFAFA"/>
-          </w:tcPr>
-          <w:p>
-            <w:pPr>
-              <w:pStyle w:val="Textodemarcodefigura"/>
-            </w:pPr>
-            <w:r>
-              <w:rPr>
-                <w:b/>
-                <w:i w:val="0"/>
-              </w:rPr>
-              <w:lastRenderedPageBreak/>
-              <w:t>FIGURA 4.6</w:t>
-            </w:r>
-            <w:r>
-              <w:br/>
-              <w:t>captura de pantalla</w:t>
-            </w:r>
-            <w:r>
-              <w:br/>
-              <w:t xml:space="preserve">El archivo de migración de un renombre, con </w:t>
-            </w:r>
-            <w:proofErr w:type="spellStart"/>
-            <w:r>
-              <w:t>drop_column</w:t>
-            </w:r>
-            <w:proofErr w:type="spellEnd"/>
-            <w:r>
-              <w:t xml:space="preserve"> y </w:t>
-            </w:r>
-            <w:proofErr w:type="spellStart"/>
-            <w:r>
-              <w:t>add_column</w:t>
-            </w:r>
-            <w:proofErr w:type="spellEnd"/>
-            <w:r>
-              <w:t xml:space="preserve"> señalados y la anotación de que eso pierde los datos. Al lado, la versión corregida con </w:t>
-            </w:r>
-            <w:proofErr w:type="spellStart"/>
-            <w:r>
-              <w:t>alter_column</w:t>
-            </w:r>
-            <w:proofErr w:type="spellEnd"/>
-            <w:r>
-              <w:t>.</w:t>
-            </w:r>
-          </w:p>
-        </w:tc>
-      </w:tr>
-    </w:tbl>
+    <w:p>
+      <w:pPr>
+        <w:pStyle w:val="Epgrafedefigura"/>
+      </w:pPr>
+      <w:r>
+        <w:drawing>
+          <wp:inline distT="0" distB="0" distL="0" distR="0" wp14:anchorId="490BD429" wp14:editId="1CE7F996">
+            <wp:extent cx="5400040" cy="2468245"/>
+            <wp:effectExtent l="0" t="0" r="0" b="8255"/>
+            <wp:docPr id="206201890" name="Imagen 1"/>
+            <wp:cNvGraphicFramePr>
+              <a:graphicFrameLocks xmlns:a="http://schemas.openxmlformats.org/drawingml/2006/main" noChangeAspect="1"/>
+            </wp:cNvGraphicFramePr>
+            <a:graphic xmlns:a="http://schemas.openxmlformats.org/drawingml/2006/main">
+              <a:graphicData uri="http://schemas.openxmlformats.org/drawingml/2006/picture">
+                <pic:pic xmlns:pic="http://schemas.openxmlformats.org/drawingml/2006/picture">
+                  <pic:nvPicPr>
+                    <pic:cNvPr id="206201890" name=""/>
+                    <pic:cNvPicPr/>
+                  </pic:nvPicPr>
+                  <pic:blipFill>
+                    <a:blip r:embed="rId12"/>
+                    <a:stretch>
+                      <a:fillRect/>
+                    </a:stretch>
+                  </pic:blipFill>
+                  <pic:spPr>
+                    <a:xfrm>
+                      <a:off x="0" y="0"/>
+                      <a:ext cx="5400040" cy="2468245"/>
+                    </a:xfrm>
+                    <a:prstGeom prst="rect">
+                      <a:avLst/>
+                    </a:prstGeom>
+                  </pic:spPr>
+                </pic:pic>
+              </a:graphicData>
+            </a:graphic>
+          </wp:inline>
+        </w:drawing>
+      </w:r>
+    </w:p>
     <w:p>
       <w:pPr>
         <w:pStyle w:val="Epgrafedefigura"/>
@@ -10008,13 +8294,8 @@
               <w:spacing w:after="100"/>
               <w:ind w:hanging="357"/>
             </w:pPr>
-            <w:proofErr w:type="spellStart"/>
             <w:r>
-              <w:t>Creá</w:t>
-            </w:r>
-            <w:proofErr w:type="spellEnd"/>
-            <w:r>
-              <w:t xml:space="preserve"> un modelo con un campo </w:t>
+              <w:t xml:space="preserve">Creá un modelo con un campo </w:t>
             </w:r>
             <w:r>
               <w:rPr>
@@ -10023,23 +8304,7 @@
               <w:t>nombre</w:t>
             </w:r>
             <w:r>
-              <w:t xml:space="preserve"> y </w:t>
-            </w:r>
-            <w:proofErr w:type="spellStart"/>
-            <w:r>
-              <w:t>generá</w:t>
-            </w:r>
-            <w:proofErr w:type="spellEnd"/>
-            <w:r>
-              <w:t xml:space="preserve"> la migración. </w:t>
-            </w:r>
-            <w:proofErr w:type="spellStart"/>
-            <w:r>
-              <w:t>Aplicala</w:t>
-            </w:r>
-            <w:proofErr w:type="spellEnd"/>
-            <w:r>
-              <w:t>.</w:t>
+              <w:t xml:space="preserve"> y generá la migración. Aplicala.</w:t>
             </w:r>
           </w:p>
           <w:p>
@@ -10052,13 +8317,8 @@
               <w:spacing w:after="100"/>
               <w:ind w:hanging="357"/>
             </w:pPr>
-            <w:proofErr w:type="spellStart"/>
             <w:r>
-              <w:t>Insertá</w:t>
-            </w:r>
-            <w:proofErr w:type="spellEnd"/>
-            <w:r>
-              <w:t xml:space="preserve"> tres filas con datos.</w:t>
+              <w:t>Insertá tres filas con datos.</w:t>
             </w:r>
           </w:p>
           <w:p>
@@ -10074,35 +8334,23 @@
             <w:r>
               <w:t xml:space="preserve">Ahora </w:t>
             </w:r>
-            <w:proofErr w:type="spellStart"/>
             <w:r>
               <w:rPr>
                 <w:b/>
               </w:rPr>
               <w:t>renombrá</w:t>
             </w:r>
-            <w:proofErr w:type="spellEnd"/>
             <w:r>
               <w:t xml:space="preserve"> el campo a </w:t>
             </w:r>
-            <w:proofErr w:type="spellStart"/>
             <w:r>
               <w:rPr>
                 <w:rStyle w:val="Cdigoenlnea"/>
               </w:rPr>
               <w:t>nombre_completo</w:t>
             </w:r>
-            <w:proofErr w:type="spellEnd"/>
             <w:r>
-              <w:t xml:space="preserve"> en el modelo y </w:t>
-            </w:r>
-            <w:proofErr w:type="spellStart"/>
-            <w:r>
-              <w:t>generá</w:t>
-            </w:r>
-            <w:proofErr w:type="spellEnd"/>
-            <w:r>
-              <w:t xml:space="preserve"> la migración de nuevo.</w:t>
+              <w:t xml:space="preserve"> en el modelo y generá la migración de nuevo.</w:t>
             </w:r>
           </w:p>
           <w:p>
@@ -10119,21 +8367,7 @@
               <w:rPr>
                 <w:b/>
               </w:rPr>
-              <w:t xml:space="preserve">Abrí el archivo generado y </w:t>
-            </w:r>
-            <w:proofErr w:type="spellStart"/>
-            <w:r>
-              <w:rPr>
-                <w:b/>
-              </w:rPr>
-              <w:t>leelo</w:t>
-            </w:r>
-            <w:proofErr w:type="spellEnd"/>
-            <w:r>
-              <w:rPr>
-                <w:b/>
-              </w:rPr>
-              <w:t xml:space="preserve"> antes de aplicar nada.</w:t>
+              <w:t>Abrí el archivo generado y leelo antes de aplicar nada.</w:t>
             </w:r>
           </w:p>
           <w:p>
@@ -10144,50 +8378,20 @@
             <w:r>
               <w:t xml:space="preserve">Vas a ver </w:t>
             </w:r>
-            <w:proofErr w:type="spellStart"/>
             <w:r>
               <w:rPr>
                 <w:rStyle w:val="Cdigoenlnea"/>
               </w:rPr>
-              <w:t>drop_column</w:t>
+              <w:t>drop_column('nombre')</w:t>
             </w:r>
-            <w:proofErr w:type="spellEnd"/>
+            <w:r>
+              <w:t xml:space="preserve"> seguido de </w:t>
+            </w:r>
             <w:r>
               <w:rPr>
                 <w:rStyle w:val="Cdigoenlnea"/>
               </w:rPr>
-              <w:t>('nombre')</w:t>
-            </w:r>
-            <w:r>
-              <w:t xml:space="preserve"> seguido de </w:t>
-            </w:r>
-            <w:proofErr w:type="spellStart"/>
-            <w:r>
-              <w:rPr>
-                <w:rStyle w:val="Cdigoenlnea"/>
-              </w:rPr>
-              <w:t>add_column</w:t>
-            </w:r>
-            <w:proofErr w:type="spellEnd"/>
-            <w:r>
-              <w:rPr>
-                <w:rStyle w:val="Cdigoenlnea"/>
-              </w:rPr>
-              <w:t>('</w:t>
-            </w:r>
-            <w:proofErr w:type="spellStart"/>
-            <w:r>
-              <w:rPr>
-                <w:rStyle w:val="Cdigoenlnea"/>
-              </w:rPr>
-              <w:t>nombre_completo</w:t>
-            </w:r>
-            <w:proofErr w:type="spellEnd"/>
-            <w:r>
-              <w:rPr>
-                <w:rStyle w:val="Cdigoenlnea"/>
-              </w:rPr>
-              <w:t>')</w:t>
+              <w:t>add_column('nombre_completo')</w:t>
             </w:r>
             <w:r>
               <w:t>.</w:t>
@@ -10199,6 +8403,7 @@
               <w:spacing w:after="100"/>
             </w:pPr>
             <w:r>
+              <w:lastRenderedPageBreak/>
               <w:t xml:space="preserve">Eso no es un renombre: </w:t>
             </w:r>
             <w:r>
@@ -10208,15 +8413,7 @@
               <w:t>es borrar los datos y crear una columna vacía.</w:t>
             </w:r>
             <w:r>
-              <w:t xml:space="preserve"> Si lo </w:t>
-            </w:r>
-            <w:proofErr w:type="spellStart"/>
-            <w:r>
-              <w:t>aplicás</w:t>
-            </w:r>
-            <w:proofErr w:type="spellEnd"/>
-            <w:r>
-              <w:t>, tus tres filas pierden el nombre para siempre.</w:t>
+              <w:t xml:space="preserve"> Si lo aplicás, tus tres filas pierden el nombre para siempre.</w:t>
             </w:r>
           </w:p>
           <w:p>
@@ -10232,43 +8429,23 @@
             <w:r>
               <w:t xml:space="preserve">Corregí la migración a mano por </w:t>
             </w:r>
-            <w:proofErr w:type="spellStart"/>
             <w:r>
               <w:rPr>
                 <w:rStyle w:val="Cdigoenlnea"/>
               </w:rPr>
               <w:t>alter_column</w:t>
             </w:r>
-            <w:proofErr w:type="spellEnd"/>
             <w:r>
               <w:t xml:space="preserve"> con </w:t>
             </w:r>
-            <w:proofErr w:type="spellStart"/>
             <w:r>
               <w:rPr>
                 <w:rStyle w:val="Cdigoenlnea"/>
               </w:rPr>
               <w:t>new_column_name</w:t>
             </w:r>
-            <w:proofErr w:type="spellEnd"/>
             <w:r>
-              <w:t xml:space="preserve">, </w:t>
-            </w:r>
-            <w:proofErr w:type="spellStart"/>
-            <w:r>
-              <w:t>aplicala</w:t>
-            </w:r>
-            <w:proofErr w:type="spellEnd"/>
-            <w:r>
-              <w:t xml:space="preserve">, y </w:t>
-            </w:r>
-            <w:proofErr w:type="spellStart"/>
-            <w:r>
-              <w:t>verificá</w:t>
-            </w:r>
-            <w:proofErr w:type="spellEnd"/>
-            <w:r>
-              <w:t xml:space="preserve"> que los datos siguen.</w:t>
+              <w:t>, aplicala, y verificá que los datos siguen.</w:t>
             </w:r>
           </w:p>
           <w:p>
@@ -10286,15 +8463,7 @@
               <w:t>comparó dos esquemas y no puede adivinar tu intención.</w:t>
             </w:r>
             <w:r>
-              <w:t xml:space="preserve"> Vos </w:t>
-            </w:r>
-            <w:proofErr w:type="spellStart"/>
-            <w:r>
-              <w:t>sabés</w:t>
-            </w:r>
-            <w:proofErr w:type="spellEnd"/>
-            <w:r>
-              <w:t xml:space="preserve"> que renombraste; ella ve una columna que ya no está y otra que apareció.</w:t>
+              <w:t xml:space="preserve"> Vos sabés que renombraste; ella ve una columna que ya no está y otra que apareció.</w:t>
             </w:r>
           </w:p>
           <w:p>
@@ -10344,15 +8513,7 @@
         <w:t>cada consulta que el ORM emite</w:t>
       </w:r>
       <w:r>
-        <w:t xml:space="preserve">, y eso responde la pregunta que un ORM vuelve difícil: qué SQL produjo realmente el código que se escribió. Es la forma de verificar que una consulta con precarga emite dos sentencias y no </w:t>
-      </w:r>
-      <w:proofErr w:type="spellStart"/>
-      <w:r>
-        <w:t>ciento</w:t>
-      </w:r>
-      <w:proofErr w:type="spellEnd"/>
-      <w:r>
-        <w:t xml:space="preserve"> una.</w:t>
+        <w:t>, y eso responde la pregunta que un ORM vuelve difícil: qué SQL produjo realmente el código que se escribió. Es la forma de verificar que una consulta con precarga emite dos sentencias y no ciento una.</w:t>
       </w:r>
     </w:p>
     <w:p>
@@ -10363,7 +8524,6 @@
         <w:rPr>
           <w:b/>
         </w:rPr>
-        <w:lastRenderedPageBreak/>
         <w:t>El plan de ejecución</w:t>
       </w:r>
       <w:r>
@@ -10407,89 +8567,69 @@
         <w:t xml:space="preserve"> —cualquiera que muestre el esquema— sirve para verificar que una migración hizo lo que se esperaba: que el índice existe, que la comprobación está declarada, que el tipo es el correcto.</w:t>
       </w:r>
     </w:p>
-    <w:tbl>
-      <w:tblPr>
-        <w:tblStyle w:val="Tablaconcuadrcula"/>
-        <w:tblW w:w="0" w:type="auto"/>
-        <w:tblBorders>
-          <w:top w:val="dotted" w:sz="8" w:space="0" w:color="BFBFBF"/>
-          <w:left w:val="dotted" w:sz="8" w:space="0" w:color="BFBFBF"/>
-          <w:bottom w:val="dotted" w:sz="8" w:space="0" w:color="BFBFBF"/>
-          <w:right w:val="dotted" w:sz="8" w:space="0" w:color="BFBFBF"/>
-          <w:insideH w:val="none" w:sz="0" w:space="0" w:color="auto"/>
-          <w:insideV w:val="none" w:sz="0" w:space="0" w:color="auto"/>
-        </w:tblBorders>
-        <w:tblLook w:val="04A0" w:firstRow="1" w:lastRow="0" w:firstColumn="1" w:lastColumn="0" w:noHBand="0" w:noVBand="1"/>
-      </w:tblPr>
-      <w:tblGrid>
-        <w:gridCol w:w="8484"/>
-      </w:tblGrid>
-      <w:tr>
-        <w:trPr>
-          <w:trHeight w:val="3960"/>
-        </w:trPr>
-        <w:tc>
-          <w:tcPr>
-            <w:tcW w:w="8494" w:type="dxa"/>
-            <w:shd w:val="clear" w:color="FAFAFA" w:fill="FAFAFA"/>
-          </w:tcPr>
-          <w:p>
-            <w:pPr>
-              <w:pStyle w:val="Textodemarcodefigura"/>
-            </w:pPr>
-            <w:r>
-              <w:rPr>
-                <w:b/>
-                <w:i w:val="0"/>
-              </w:rPr>
-              <w:t>FIGURA 4.5</w:t>
-            </w:r>
-            <w:r>
-              <w:br/>
-              <w:t>captura de pantalla</w:t>
-            </w:r>
-            <w:r>
-              <w:br/>
-              <w:t>Un cliente de base de datos mostrando las tablas de un dominio con sus claves foráneas, índices y restricciones. Idealmente el dominio de ventas, que es el que tiene las redundancias.</w:t>
-            </w:r>
-          </w:p>
-        </w:tc>
-      </w:tr>
-    </w:tbl>
     <w:p>
       <w:pPr>
-        <w:pStyle w:val="Epgrafedefigura"/>
-      </w:pPr>
-      <w:r>
-        <w:t>Figura 4.5. El esquema de un dominio</w:t>
+        <w:pStyle w:val="Cuerpo"/>
+      </w:pPr>
+      <w:r>
+        <w:drawing>
+          <wp:inline distT="0" distB="0" distL="0" distR="0" wp14:anchorId="4F3EF6FC" wp14:editId="5722DDE6">
+            <wp:extent cx="5400040" cy="2979420"/>
+            <wp:effectExtent l="0" t="0" r="0" b="0"/>
+            <wp:docPr id="1566320563" name="Imagen 1"/>
+            <wp:cNvGraphicFramePr>
+              <a:graphicFrameLocks xmlns:a="http://schemas.openxmlformats.org/drawingml/2006/main" noChangeAspect="1"/>
+            </wp:cNvGraphicFramePr>
+            <a:graphic xmlns:a="http://schemas.openxmlformats.org/drawingml/2006/main">
+              <a:graphicData uri="http://schemas.openxmlformats.org/drawingml/2006/picture">
+                <pic:pic xmlns:pic="http://schemas.openxmlformats.org/drawingml/2006/picture">
+                  <pic:nvPicPr>
+                    <pic:cNvPr id="1566320563" name=""/>
+                    <pic:cNvPicPr/>
+                  </pic:nvPicPr>
+                  <pic:blipFill>
+                    <a:blip r:embed="rId13"/>
+                    <a:stretch>
+                      <a:fillRect/>
+                    </a:stretch>
+                  </pic:blipFill>
+                  <pic:spPr>
+                    <a:xfrm>
+                      <a:off x="0" y="0"/>
+                      <a:ext cx="5400040" cy="2979420"/>
+                    </a:xfrm>
+                    <a:prstGeom prst="rect">
+                      <a:avLst/>
+                    </a:prstGeom>
+                  </pic:spPr>
+                </pic:pic>
+              </a:graphicData>
+            </a:graphic>
+          </wp:inline>
+        </w:drawing>
       </w:r>
     </w:p>
     <w:p>
       <w:pPr>
+        <w:pStyle w:val="Epgrafedefigura"/>
+      </w:pPr>
+      <w:r>
+        <w:t>Figura 4.5. El esquema de un dominio</w:t>
+      </w:r>
+    </w:p>
+    <w:p>
+      <w:pPr>
         <w:pStyle w:val="Cuerpo"/>
       </w:pPr>
       <w:r>
+        <w:lastRenderedPageBreak/>
         <w:t xml:space="preserve">Y una verificación específica de este capítulo: </w:t>
       </w:r>
       <w:r>
         <w:rPr>
           <w:b/>
         </w:rPr>
-        <w:t xml:space="preserve">contar las consultas de un </w:t>
-      </w:r>
-      <w:proofErr w:type="spellStart"/>
-      <w:r>
-        <w:rPr>
-          <w:b/>
-        </w:rPr>
-        <w:t>endpoint</w:t>
-      </w:r>
-      <w:proofErr w:type="spellEnd"/>
-      <w:r>
-        <w:rPr>
-          <w:b/>
-        </w:rPr>
-        <w:t>.</w:t>
+        <w:t>contar las consultas de un endpoint.</w:t>
       </w:r>
       <w:r>
         <w:t xml:space="preserve"> Con el registro activado, pedir un listado de veinte elementos y contar las sentencias emitidas. Si son dos o tres, la precarga está bien declarada. Si son veintiuna, falta.</w:t>
@@ -10581,7 +8721,6 @@
         <w:rPr>
           <w:b/>
         </w:rPr>
-        <w:lastRenderedPageBreak/>
         <w:t>El esquema es una superficie de ataque indirecta.</w:t>
       </w:r>
       <w:r>
@@ -10728,25 +8867,21 @@
       <w:r>
         <w:t xml:space="preserve">Comparar </w:t>
       </w:r>
-      <w:proofErr w:type="spellStart"/>
       <w:r>
         <w:rPr>
           <w:rStyle w:val="Cdigoenlnea"/>
         </w:rPr>
         <w:t>selectinload</w:t>
       </w:r>
-      <w:proofErr w:type="spellEnd"/>
       <w:r>
         <w:t xml:space="preserve"> y </w:t>
       </w:r>
-      <w:proofErr w:type="spellStart"/>
       <w:r>
         <w:rPr>
           <w:rStyle w:val="Cdigoenlnea"/>
         </w:rPr>
         <w:t>joinedload</w:t>
       </w:r>
-      <w:proofErr w:type="spellEnd"/>
       <w:r>
         <w:t xml:space="preserve"> en una colección, y </w:t>
       </w:r>
@@ -10773,19 +8908,11 @@
       <w:r>
         <w:t xml:space="preserve">Quitar </w:t>
       </w:r>
-      <w:proofErr w:type="spellStart"/>
       <w:r>
         <w:rPr>
           <w:rStyle w:val="Cdigoenlnea"/>
         </w:rPr>
-        <w:t>expire_on_commit</w:t>
-      </w:r>
-      <w:proofErr w:type="spellEnd"/>
-      <w:r>
-        <w:rPr>
-          <w:rStyle w:val="Cdigoenlnea"/>
-        </w:rPr>
-        <w:t>=False</w:t>
+        <w:t>expire_on_commit=False</w:t>
       </w:r>
       <w:r>
         <w:t xml:space="preserve"> y </w:t>
@@ -10811,6 +8938,7 @@
         <w:ind w:hanging="357"/>
       </w:pPr>
       <w:r>
+        <w:lastRenderedPageBreak/>
         <w:t xml:space="preserve">Identificar en el TPI las cinco redundancias y </w:t>
       </w:r>
       <w:r>
@@ -10912,21 +9040,7 @@
         <w:rPr>
           <w:b/>
         </w:rPr>
-        <w:t xml:space="preserve">Usar el modelo de tabla como </w:t>
-      </w:r>
-      <w:proofErr w:type="spellStart"/>
-      <w:r>
-        <w:rPr>
-          <w:b/>
-        </w:rPr>
-        <w:t>schema</w:t>
-      </w:r>
-      <w:proofErr w:type="spellEnd"/>
-      <w:r>
-        <w:rPr>
-          <w:b/>
-        </w:rPr>
-        <w:t xml:space="preserve"> de entrada y de salida.</w:t>
+        <w:t>Usar el modelo de tabla como schema de entrada y de salida.</w:t>
       </w:r>
       <w:r>
         <w:t xml:space="preserve"> Son cosas distintas por las tres razones de la clase 2 (sección 4.4).</w:t>
@@ -10942,19 +9056,11 @@
         </w:rPr>
         <w:t xml:space="preserve">Olvidar </w:t>
       </w:r>
-      <w:proofErr w:type="spellStart"/>
       <w:r>
         <w:rPr>
           <w:rStyle w:val="Cdigoenlnea"/>
         </w:rPr>
-        <w:t>expire_on_commit</w:t>
-      </w:r>
-      <w:proofErr w:type="spellEnd"/>
-      <w:r>
-        <w:rPr>
-          <w:rStyle w:val="Cdigoenlnea"/>
-        </w:rPr>
-        <w:t>=False</w:t>
+        <w:t>expire_on_commit=False</w:t>
       </w:r>
       <w:r>
         <w:rPr>
@@ -10963,15 +9069,7 @@
         <w:t>.</w:t>
       </w:r>
       <w:r>
-        <w:t xml:space="preserve"> El objeto queda expirado tras el </w:t>
-      </w:r>
-      <w:proofErr w:type="spellStart"/>
-      <w:r>
-        <w:t>commit</w:t>
-      </w:r>
-      <w:proofErr w:type="spellEnd"/>
-      <w:r>
-        <w:t xml:space="preserve"> y la primera lectura falla. Viola EA-04 (sección 4.5).</w:t>
+        <w:t xml:space="preserve"> El objeto queda expirado tras el commit y la primera lectura falla. Viola EA-04 (sección 4.5).</w:t>
       </w:r>
     </w:p>
     <w:p>
@@ -10985,15 +9083,7 @@
         <w:t>Declarar la relación y no precargarla.</w:t>
       </w:r>
       <w:r>
-        <w:t xml:space="preserve"> Declarar no es cargar: acceder lanza la excepción de </w:t>
-      </w:r>
-      <w:proofErr w:type="spellStart"/>
-      <w:r>
-        <w:t>greenlet</w:t>
-      </w:r>
-      <w:proofErr w:type="spellEnd"/>
-      <w:r>
-        <w:t>. Viola EA-05 (sección 4.6).</w:t>
+        <w:t xml:space="preserve"> Declarar no es cargar: acceder lanza la excepción de greenlet. Viola EA-05 (sección 4.6).</w:t>
       </w:r>
     </w:p>
     <w:p>
@@ -11004,17 +9094,14 @@
         <w:rPr>
           <w:b/>
         </w:rPr>
-        <w:lastRenderedPageBreak/>
         <w:t xml:space="preserve">Usar </w:t>
       </w:r>
-      <w:proofErr w:type="spellStart"/>
       <w:r>
         <w:rPr>
           <w:rStyle w:val="Cdigoenlnea"/>
         </w:rPr>
         <w:t>joinedload</w:t>
       </w:r>
-      <w:proofErr w:type="spellEnd"/>
       <w:r>
         <w:rPr>
           <w:b/>
@@ -11165,35 +9252,24 @@
         <w:t>Las consultas contadas.</w:t>
       </w:r>
       <w:r>
-        <w:t xml:space="preserve"> Implementar un </w:t>
-      </w:r>
-      <w:proofErr w:type="spellStart"/>
-      <w:r>
-        <w:t>endpoint</w:t>
-      </w:r>
-      <w:proofErr w:type="spellEnd"/>
-      <w:r>
-        <w:t xml:space="preserve"> que liste pedidos con su usuario y sus líneas. Medir con el registro de sentencias cuántas emite sin precarga, con </w:t>
-      </w:r>
-      <w:proofErr w:type="spellStart"/>
+        <w:t xml:space="preserve"> Implementar un endpoint que liste pedidos con su usuario y sus líneas. Medir con el registro de sentencias cuántas emite sin precarga, con </w:t>
+      </w:r>
       <w:r>
         <w:rPr>
           <w:rStyle w:val="Cdigoenlnea"/>
         </w:rPr>
+        <w:lastRenderedPageBreak/>
         <w:t>selectinload</w:t>
       </w:r>
-      <w:proofErr w:type="spellEnd"/>
       <w:r>
         <w:t xml:space="preserve"> y con </w:t>
       </w:r>
-      <w:proofErr w:type="spellStart"/>
       <w:r>
         <w:rPr>
           <w:rStyle w:val="Cdigoenlnea"/>
         </w:rPr>
         <w:t>joinedload</w:t>
       </w:r>
-      <w:proofErr w:type="spellEnd"/>
       <w:r>
         <w:t xml:space="preserve">, y </w:t>
       </w:r>
@@ -11293,15 +9369,7 @@
         <w:t>Exploración: qué esconde el ORM.</w:t>
       </w:r>
       <w:r>
-        <w:t xml:space="preserve"> Escribir cinco operaciones habituales —insertar, actualizar, borrar, listar con filtro y navegar una relación— y capturar el SQL que cada una emite. Documentar los casos donde el SQL sorprendió, y relacionar lo observado con la afirmación de la sección 4.2 sobre que el ORM no elimina el </w:t>
-      </w:r>
-      <w:proofErr w:type="gramStart"/>
-      <w:r>
-        <w:t>desajuste</w:t>
-      </w:r>
-      <w:proofErr w:type="gramEnd"/>
-      <w:r>
-        <w:t xml:space="preserve"> sino que lo esconde.</w:t>
+        <w:t xml:space="preserve"> Escribir cinco operaciones habituales —insertar, actualizar, borrar, listar con filtro y navegar una relación— y capturar el SQL que cada una emite. Documentar los casos donde el SQL sorprendió, y relacionar lo observado con la afirmación de la sección 4.2 sobre que el ORM no elimina el desajuste sino que lo esconde.</w:t>
       </w:r>
     </w:p>
     <w:p>
@@ -11321,7 +9389,6 @@
         <w:rPr>
           <w:b/>
         </w:rPr>
-        <w:lastRenderedPageBreak/>
         <w:t>Exploración: el plan de ejecución.</w:t>
       </w:r>
       <w:r>
@@ -11449,19 +9516,11 @@
         <w:spacing w:after="100"/>
         <w:ind w:hanging="357"/>
       </w:pPr>
-      <w:proofErr w:type="spellStart"/>
       <w:r>
         <w:rPr>
           <w:rStyle w:val="Cdigoenlnea"/>
         </w:rPr>
-        <w:t>expire_on_commit</w:t>
-      </w:r>
-      <w:proofErr w:type="spellEnd"/>
-      <w:r>
-        <w:rPr>
-          <w:rStyle w:val="Cdigoenlnea"/>
-        </w:rPr>
-        <w:t>=False</w:t>
+        <w:t>expire_on_commit=False</w:t>
       </w:r>
       <w:r>
         <w:t xml:space="preserve"> </w:t>
@@ -11473,15 +9532,7 @@
         <w:t>no es una optimización</w:t>
       </w:r>
       <w:r>
-        <w:t xml:space="preserve">: sin él, la primera lectura después del </w:t>
-      </w:r>
-      <w:proofErr w:type="spellStart"/>
-      <w:r>
-        <w:t>commit</w:t>
-      </w:r>
-      <w:proofErr w:type="spellEnd"/>
-      <w:r>
-        <w:t xml:space="preserve"> intenta emitir entrada y salida donde no puede.</w:t>
+        <w:t>: sin él, la primera lectura después del commit intenta emitir entrada y salida donde no puede.</w:t>
       </w:r>
     </w:p>
     <w:p>
@@ -11501,15 +9552,7 @@
         <w:t>Declarar una relación no la carga.</w:t>
       </w:r>
       <w:r>
-        <w:t xml:space="preserve"> La precarga se declara por consulta, y la tabla del TPI es una condición para que el </w:t>
-      </w:r>
-      <w:proofErr w:type="spellStart"/>
-      <w:r>
-        <w:t>endpoint</w:t>
-      </w:r>
-      <w:proofErr w:type="spellEnd"/>
-      <w:r>
-        <w:t xml:space="preserve"> funcione, no una guía de rendimiento.</w:t>
+        <w:t xml:space="preserve"> La precarga se declara por consulta, y la tabla del TPI es una condición para que el endpoint funcione, no una guía de rendimiento.</w:t>
       </w:r>
     </w:p>
     <w:p>
@@ -11523,6 +9566,7 @@
         <w:ind w:hanging="357"/>
       </w:pPr>
       <w:r>
+        <w:lastRenderedPageBreak/>
         <w:t xml:space="preserve">Normalizar es la regla, y el TPI la rompe </w:t>
       </w:r>
       <w:r>
@@ -11557,19 +9601,11 @@
       <w:r>
         <w:t xml:space="preserve">El </w:t>
       </w:r>
-      <w:proofErr w:type="spellStart"/>
       <w:r>
         <w:rPr>
           <w:b/>
         </w:rPr>
-        <w:t>snapshot</w:t>
-      </w:r>
-      <w:proofErr w:type="spellEnd"/>
-      <w:r>
-        <w:rPr>
-          <w:b/>
-        </w:rPr>
-        <w:t xml:space="preserve"> de línea</w:t>
+        <w:t>snapshot de línea</w:t>
       </w:r>
       <w:r>
         <w:t xml:space="preserve"> no es una optimización sino una necesidad del dominio: sin él, cambiar un precio reescribiría la historia.</w:t>
@@ -11668,76 +9704,10 @@
         <w:rPr>
           <w:i/>
         </w:rPr>
-        <w:t xml:space="preserve">A </w:t>
-      </w:r>
-      <w:proofErr w:type="spellStart"/>
-      <w:r>
-        <w:rPr>
-          <w:i/>
-        </w:rPr>
-        <w:t>Relational</w:t>
-      </w:r>
-      <w:proofErr w:type="spellEnd"/>
-      <w:r>
-        <w:rPr>
-          <w:i/>
-        </w:rPr>
-        <w:t xml:space="preserve"> Model </w:t>
-      </w:r>
-      <w:proofErr w:type="spellStart"/>
-      <w:r>
-        <w:rPr>
-          <w:i/>
-        </w:rPr>
-        <w:t>of</w:t>
-      </w:r>
-      <w:proofErr w:type="spellEnd"/>
-      <w:r>
-        <w:rPr>
-          <w:i/>
-        </w:rPr>
-        <w:t xml:space="preserve"> Data </w:t>
-      </w:r>
-      <w:proofErr w:type="spellStart"/>
-      <w:r>
-        <w:rPr>
-          <w:i/>
-        </w:rPr>
-        <w:t>for</w:t>
-      </w:r>
-      <w:proofErr w:type="spellEnd"/>
-      <w:r>
-        <w:rPr>
-          <w:i/>
-        </w:rPr>
-        <w:t xml:space="preserve"> Large Shared Data Banks</w:t>
-      </w:r>
-      <w:r>
-        <w:t xml:space="preserve"> (</w:t>
-      </w:r>
-      <w:proofErr w:type="spellStart"/>
-      <w:r>
-        <w:t>Communications</w:t>
-      </w:r>
-      <w:proofErr w:type="spellEnd"/>
-      <w:r>
-        <w:t xml:space="preserve"> </w:t>
-      </w:r>
-      <w:proofErr w:type="spellStart"/>
-      <w:r>
-        <w:t>of</w:t>
-      </w:r>
-      <w:proofErr w:type="spellEnd"/>
-      <w:r>
-        <w:t xml:space="preserve"> </w:t>
-      </w:r>
-      <w:proofErr w:type="spellStart"/>
-      <w:r>
-        <w:t>the</w:t>
-      </w:r>
-      <w:proofErr w:type="spellEnd"/>
-      <w:r>
-        <w:t xml:space="preserve"> ACM, 1970), de lectura sorprendentemente accesible y que muestra con claridad qué problema se estaba resolviendo. El lenguaje de consulta está normado en </w:t>
+        <w:t>A Relational Model of Data for Large Shared Data Banks</w:t>
+      </w:r>
+      <w:r>
+        <w:t xml:space="preserve"> (Communications of the ACM, 1970), de lectura sorprendentemente accesible y que muestra con claridad qué problema se estaba resolviendo. El lenguaje de consulta está normado en </w:t>
       </w:r>
       <w:r>
         <w:rPr>
@@ -11746,11 +9716,7 @@
         <w:t>ISO/IEC 9075</w:t>
       </w:r>
       <w:r>
-        <w:t xml:space="preserve">, aunque en la práctica la referencia útil </w:t>
-      </w:r>
-      <w:r>
-        <w:lastRenderedPageBreak/>
-        <w:t xml:space="preserve">es la documentación del motor: la de </w:t>
+        <w:t xml:space="preserve">, aunque en la práctica la referencia útil es la documentación del motor: la de </w:t>
       </w:r>
       <w:r>
         <w:rPr>
@@ -11761,7 +9727,7 @@
       <w:r>
         <w:t xml:space="preserve">, en </w:t>
       </w:r>
-      <w:hyperlink r:id="rId10" w:history="1">
+      <w:hyperlink r:id="rId14" w:history="1">
         <w:r>
           <w:rPr>
             <w:rStyle w:val="Hipervnculo"/>
@@ -11769,19 +9735,8 @@
             <w:sz w:val="20"/>
             <w:shd w:val="clear" w:color="auto" w:fill="EEEEEE"/>
           </w:rPr>
-          <w:t>postgresql.org/</w:t>
+          <w:t>postgresql.org/docs</w:t>
         </w:r>
-        <w:proofErr w:type="spellStart"/>
-        <w:r>
-          <w:rPr>
-            <w:rStyle w:val="Hipervnculo"/>
-            <w:rFonts w:ascii="Consolas" w:hAnsi="Consolas"/>
-            <w:sz w:val="20"/>
-            <w:shd w:val="clear" w:color="auto" w:fill="EEEEEE"/>
-          </w:rPr>
-          <w:t>docs</w:t>
-        </w:r>
-        <w:proofErr w:type="spellEnd"/>
       </w:hyperlink>
       <w:r>
         <w:t>, es de las mejores de su categoría y sus capítulos sobre índices, restricciones y niveles de aislamiento cubren todo lo de las secciones 4.9 y 4.10, además de anticipar la clase 6.</w:t>
@@ -11794,29 +9749,25 @@
       <w:r>
         <w:t xml:space="preserve">Para las herramientas, la documentación de </w:t>
       </w:r>
-      <w:proofErr w:type="spellStart"/>
       <w:r>
         <w:rPr>
           <w:b/>
         </w:rPr>
         <w:t>SQLAlchemy</w:t>
       </w:r>
-      <w:proofErr w:type="spellEnd"/>
       <w:r>
         <w:t xml:space="preserve"> sobre estrategias de carga de relaciones es la fuente directa de la sección 4.6, y explica en detalle cuándo conviene cada estrategia y por qué. La de </w:t>
       </w:r>
-      <w:proofErr w:type="spellStart"/>
       <w:r>
         <w:rPr>
           <w:b/>
         </w:rPr>
         <w:t>SQLModel</w:t>
       </w:r>
-      <w:proofErr w:type="spellEnd"/>
       <w:r>
         <w:t xml:space="preserve"> en </w:t>
       </w:r>
-      <w:hyperlink r:id="rId11" w:history="1">
+      <w:hyperlink r:id="rId15" w:history="1">
         <w:r>
           <w:rPr>
             <w:rStyle w:val="Hipervnculo"/>
@@ -11830,14 +9781,12 @@
       <w:r>
         <w:t xml:space="preserve"> cubre la unión de los dos mundos de la sección 4.4, y la de </w:t>
       </w:r>
-      <w:proofErr w:type="spellStart"/>
       <w:r>
         <w:rPr>
           <w:b/>
         </w:rPr>
         <w:t>Alembic</w:t>
       </w:r>
-      <w:proofErr w:type="spellEnd"/>
       <w:r>
         <w:t xml:space="preserve"> documenta las limitaciones de la comparación automática que la sección 4.11 convierte en práctica obligatoria.</w:t>
       </w:r>
@@ -11849,102 +9798,34 @@
       <w:r>
         <w:t xml:space="preserve">Como bibliografía de estudio, Fowler, </w:t>
       </w:r>
-      <w:proofErr w:type="spellStart"/>
       <w:r>
         <w:rPr>
           <w:i/>
         </w:rPr>
-        <w:t>Patterns</w:t>
-      </w:r>
-      <w:proofErr w:type="spellEnd"/>
+        <w:t>Patterns of Enterprise Application Architecture</w:t>
+      </w:r>
+      <w:r>
+        <w:t xml:space="preserve"> (Addison-Wesley, 2002) es donde quedaron nombrados los patrones de acceso a datos que la clase 6 va a usar, y su capítulo sobre mapeo objeto-relacional enuncia el desajuste de la sección 4.2 con más rigor que la mayoría de los textos posteriores. Kleppmann, </w:t>
+      </w:r>
       <w:r>
         <w:rPr>
           <w:i/>
         </w:rPr>
-        <w:t xml:space="preserve"> </w:t>
-      </w:r>
-      <w:proofErr w:type="spellStart"/>
+        <w:t>Designing Data-Intensive Applications</w:t>
+      </w:r>
+      <w:r>
+        <w:t xml:space="preserve"> (O'Reilly, 2017) dedica su segundo capítulo a la comparación entre modelos de datos y responde con honestidad por qué el relacional sobrevivió a sus reemplazos anunciados. Y para la práctica cotidiana de escribir consultas que el motor pueda optimizar, Winand, </w:t>
+      </w:r>
       <w:r>
         <w:rPr>
           <w:i/>
         </w:rPr>
-        <w:t>of</w:t>
-      </w:r>
-      <w:proofErr w:type="spellEnd"/>
-      <w:r>
-        <w:rPr>
-          <w:i/>
-        </w:rPr>
-        <w:t xml:space="preserve"> Enterprise </w:t>
-      </w:r>
-      <w:proofErr w:type="spellStart"/>
-      <w:r>
-        <w:rPr>
-          <w:i/>
-        </w:rPr>
-        <w:t>Application</w:t>
-      </w:r>
-      <w:proofErr w:type="spellEnd"/>
-      <w:r>
-        <w:rPr>
-          <w:i/>
-        </w:rPr>
-        <w:t xml:space="preserve"> </w:t>
-      </w:r>
-      <w:proofErr w:type="spellStart"/>
-      <w:r>
-        <w:rPr>
-          <w:i/>
-        </w:rPr>
-        <w:t>Architecture</w:t>
-      </w:r>
-      <w:proofErr w:type="spellEnd"/>
-      <w:r>
-        <w:t xml:space="preserve"> (Addison-Wesley, 2002) es donde quedaron nombrados los patrones de acceso a datos que la clase 6 va a usar, y su capítulo sobre mapeo objeto-relacional enuncia el desajuste de la sección 4.2 con más rigor que la mayoría de los textos posteriores. Kleppmann, </w:t>
-      </w:r>
-      <w:proofErr w:type="spellStart"/>
-      <w:r>
-        <w:rPr>
-          <w:i/>
-        </w:rPr>
-        <w:t>Designing</w:t>
-      </w:r>
-      <w:proofErr w:type="spellEnd"/>
-      <w:r>
-        <w:rPr>
-          <w:i/>
-        </w:rPr>
-        <w:t xml:space="preserve"> Data-Intensive </w:t>
-      </w:r>
-      <w:proofErr w:type="spellStart"/>
-      <w:r>
-        <w:rPr>
-          <w:i/>
-        </w:rPr>
-        <w:t>Applications</w:t>
-      </w:r>
-      <w:proofErr w:type="spellEnd"/>
-      <w:r>
-        <w:t xml:space="preserve"> (O'Reilly, 2017) dedica su segundo capítulo a la comparación entre modelos de datos y responde con honestidad por qué el relacional sobrevivió a sus reemplazos anunciados. Y para la práctica cotidiana de escribir consultas que el motor pueda optimizar, Winand, </w:t>
-      </w:r>
-      <w:r>
-        <w:rPr>
-          <w:i/>
-        </w:rPr>
-        <w:t xml:space="preserve">SQL Performance </w:t>
-      </w:r>
-      <w:proofErr w:type="spellStart"/>
-      <w:r>
-        <w:rPr>
-          <w:i/>
-        </w:rPr>
-        <w:t>Explained</w:t>
-      </w:r>
-      <w:proofErr w:type="spellEnd"/>
+        <w:t>SQL Performance Explained</w:t>
+      </w:r>
       <w:r>
         <w:t xml:space="preserve"> (2012, con contenido libre en </w:t>
       </w:r>
-      <w:hyperlink r:id="rId12" w:history="1">
+      <w:hyperlink r:id="rId16" w:history="1">
         <w:r>
           <w:rPr>
             <w:rStyle w:val="Hipervnculo"/>
@@ -12020,27 +9901,20 @@
         <w:rPr>
           <w:b/>
         </w:rPr>
+        <w:lastRenderedPageBreak/>
         <w:t>Continúa en:</w:t>
       </w:r>
       <w:r>
-        <w:t xml:space="preserve"> Capítulo 5 — Autenticación y autorización, donde el token que la otra mitad de la cursada aprende a guardar esa misma semana se emite y se verifica de este lado, y donde </w:t>
-      </w:r>
-      <w:proofErr w:type="spellStart"/>
-      <w:r>
-        <w:t>bcrypt</w:t>
-      </w:r>
-      <w:proofErr w:type="spellEnd"/>
-      <w:r>
-        <w:t xml:space="preserve"> obliga a aplicar EA-02 y EA-06 sobre un caso real.</w:t>
+        <w:t xml:space="preserve"> Capítulo 5 — Autenticación y autorización, donde el token que la otra mitad de la cursada aprende a guardar esa misma semana se emite y se verifica de este lado, y donde bcrypt obliga a aplicar EA-02 y EA-06 sobre un caso real.</w:t>
       </w:r>
     </w:p>
     <w:sectPr>
-      <w:headerReference w:type="even" r:id="rId13"/>
-      <w:headerReference w:type="default" r:id="rId14"/>
-      <w:footerReference w:type="even" r:id="rId15"/>
-      <w:footerReference w:type="default" r:id="rId16"/>
-      <w:headerReference w:type="first" r:id="rId17"/>
-      <w:footerReference w:type="first" r:id="rId18"/>
+      <w:headerReference w:type="even" r:id="rId17"/>
+      <w:headerReference w:type="default" r:id="rId18"/>
+      <w:footerReference w:type="even" r:id="rId19"/>
+      <w:footerReference w:type="default" r:id="rId20"/>
+      <w:headerReference w:type="first" r:id="rId21"/>
+      <w:footerReference w:type="first" r:id="rId22"/>
       <w:pgSz w:w="11906" w:h="16838"/>
       <w:pgMar w:top="1417" w:right="1701" w:bottom="1417" w:left="1701" w:header="708" w:footer="708" w:gutter="0"/>
       <w:cols w:space="708"/>
@@ -12207,7 +10081,6 @@
         <w:sz w:val="15"/>
       </w:rPr>
     </w:pPr>
-    <w:proofErr w:type="spellStart"/>
     <w:r>
       <w:rPr>
         <w:rFonts w:ascii="Calibri" w:hAnsi="Calibri"/>
@@ -12215,17 +10088,7 @@
         <w:color w:val="595959"/>
         <w:sz w:val="15"/>
       </w:rPr>
-      <w:t>Backend</w:t>
-    </w:r>
-    <w:proofErr w:type="spellEnd"/>
-    <w:r>
-      <w:rPr>
-        <w:rFonts w:ascii="Calibri" w:hAnsi="Calibri"/>
-        <w:b/>
-        <w:color w:val="595959"/>
-        <w:sz w:val="15"/>
-      </w:rPr>
-      <w:t xml:space="preserve"> desde POO</w:t>
+      <w:t>Backend desde POO</w:t>
     </w:r>
   </w:p>
   <w:p>
@@ -12237,41 +10100,13 @@
         <w:sz w:val="15"/>
       </w:rPr>
     </w:pPr>
-    <w:proofErr w:type="spellStart"/>
     <w:r>
       <w:rPr>
         <w:rFonts w:ascii="Calibri" w:hAnsi="Calibri" w:cs="Calibri"/>
         <w:color w:val="595959"/>
         <w:sz w:val="15"/>
       </w:rPr>
-      <w:t>Backend</w:t>
-    </w:r>
-    <w:proofErr w:type="spellEnd"/>
-    <w:r>
-      <w:rPr>
-        <w:rFonts w:ascii="Calibri" w:hAnsi="Calibri" w:cs="Calibri"/>
-        <w:color w:val="595959"/>
-        <w:sz w:val="15"/>
-      </w:rPr>
-      <w:t xml:space="preserve"> desde POO · Unidad 4 — Persistencia: </w:t>
-    </w:r>
-    <w:proofErr w:type="spellStart"/>
-    <w:r>
-      <w:rPr>
-        <w:rFonts w:ascii="Calibri" w:hAnsi="Calibri" w:cs="Calibri"/>
-        <w:color w:val="595959"/>
-        <w:sz w:val="15"/>
-      </w:rPr>
-      <w:t>SQLModel</w:t>
-    </w:r>
-    <w:proofErr w:type="spellEnd"/>
-    <w:r>
-      <w:rPr>
-        <w:rFonts w:ascii="Calibri" w:hAnsi="Calibri" w:cs="Calibri"/>
-        <w:color w:val="595959"/>
-        <w:sz w:val="15"/>
-      </w:rPr>
-      <w:t>, PostgreSQL y el modelo de datos</w:t>
+      <w:t>Backend desde POO · Unidad 4 — Persistencia: SQLModel, PostgreSQL y el modelo de datos</w:t>
     </w:r>
   </w:p>
 </w:hdr>
